--- a/RUTA_DEL_CURSO/01_CASO_Y_ARQUITECTURA/URPOnline_Navidad_CyberMonday_Catalogo_Nocturno_40_Preguntas.docx
+++ b/RUTA_DEL_CURSO/01_CASO_Y_ARQUITECTURA/URPOnline_Navidad_CyberMonday_Catalogo_Nocturno_40_Preguntas.docx
@@ -784,7 +784,7 @@
         <w:rPr>
           <w:sz w:val="19"/>
         </w:rPr>
-        <w:t>Un 502 significa que Nginx respondió pero no pudo hablar con el backend: casi siempre Kestrel está caído o el proxy_pass apunta mal. S3, Multi-AZ y el IGW no producen un 502 en Nginx. En URPOnline: por Session Manager, 'systemctl status urponline' y 'journalctl -u urponline', o el log group /urponline/URPOnlineLab/app en CloudWatch.</w:t>
+        <w:t>Un 502 significa que Nginx respondió pero no pudo hablar con el backend: casi siempre Kestrel está caído o el proxy_pass apunta mal. S3, Multi-AZ y el IGW no producen un 502 en Nginx. En URPOnline: por Session Manager, 'systemctl status urponline' y 'journalctl -u urponline', o el log group /urponline/URPOnlineLab/app en CloudWatch. Para probar una EC2 desde otra se usa curl hacia su IP privada: si quien responde es Nginx con un 502, el problema está detrás de Nginx (en la aplicación).</w:t>
       </w:r>
     </w:p>
     <w:p>
@@ -1714,7 +1714,7 @@
         <w:rPr>
           <w:sz w:val="19"/>
         </w:rPr>
-        <w:t>ACM y Let's Encrypt solo emiten certificados para dominios que demuestras controlar; el dominio del ALB pertenece a AWS. CloudFront ya incluye un certificado válido para su propio dominio y reenvía al ALB. Abrir 443 en las EC2 las expondría y seguiría sin certificado. En URPOnline: recurso CDN; la salida ApplicationHTTPS es https://dxxxx.cloudfront.net y http redirige a https.</w:t>
+        <w:t>ACM y Let's Encrypt solo emiten certificados para dominios que demuestras controlar; el dominio del ALB pertenece a AWS. CloudFront ya incluye un certificado válido para su propio dominio y reenvía al ALB. Abrir 443 en las EC2 las expondría y seguiría sin certificado. En URPOnline: recurso CDN; la salida ApplicationHTTPS es https://dxxxx.cloudfront.net y http redirige a https. Sin certificado, el navegador marca el sitio como «No seguro».</w:t>
       </w:r>
     </w:p>
     <w:p>
@@ -1807,7 +1807,7 @@
         <w:rPr>
           <w:sz w:val="19"/>
         </w:rPr>
-        <w:t>Al cambiar el ArtifactKey cambia el Launch Template; Auto Scaling reemplaza las EC2 de una en una y cada instancia nueva confirma con cfn-signal que /health responde antes de seguir. Borrar la pila elimina los datos; copiar a mano deja versiones distintas. En URPOnline: UpdatePolicy AutoScalingRollingUpdate (MinInstancesInService 1) y CreationPolicy con cfn-signal.</w:t>
+        <w:t>Al cambiar el ArtifactKey cambia el Launch Template; Auto Scaling reemplaza las EC2 de una en una y cada instancia nueva confirma con cfn-signal que /health responde antes de seguir. Borrar la pila elimina los datos; copiar a mano deja versiones distintas. En URPOnline: UpdatePolicy AutoScalingRollingUpdate (MinInstancesInService 1) y CreationPolicy con cfn-signal. Reiniciar una EC2 no instala una versión nueva: el User Data, que descarga el ZIP del ArtifactKey, corre cuando se crea la instancia, no al reiniciarla. Por eso la versión nueva se publica cambiando el ArtifactKey en la pila.</w:t>
       </w:r>
     </w:p>
     <w:p>
@@ -2577,7 +2577,7 @@
         <w:rPr>
           <w:sz w:val="19"/>
         </w:rPr>
-        <w:t>Es la 'ruta por defecto'. El tráfico interno de la VPC (10.0.0.0/16) va por la ruta local, que es más específica; lo demás sale por el destino de 0.0.0.0/0 (IGW en públicas, NAT en privadas).</w:t>
+        <w:t>Es la 'ruta por defecto'. El tráfico interno de la VPC (10.0.0.0/16) va por la ruta local, que es más específica; lo demás sale por el destino de 0.0.0.0/0 (IGW en públicas, NAT en privadas). La notación 10.0.0.0/16 se llama CIDR: indica un rango de direcciones IP (aquí, toda la VPC; 10.0.11.0/24 es una subred dentro de ella).</w:t>
       </w:r>
     </w:p>
     <w:p>
@@ -3786,7 +3786,7 @@
         <w:rPr>
           <w:sz w:val="19"/>
         </w:rPr>
-        <w:t>La búsqueda semántica ordena por distancia coseno (operador &lt;=&gt;). Sin índice compara contra todos los productos; HNSW es un grafo que llega a los más cercanos en pocos pasos. En URPOnline: migración BusquedaVectorialPgvector, índice IX_ProductEmbeddings_Embedding_hnsw.</w:t>
+        <w:t>La búsqueda semántica ordena por distancia coseno (operador &lt;=&gt;). Sin índice compara contra todos los productos; HNSW es un grafo que llega a los más cercanos en pocos pasos. En URPOnline: migración BusquedaVectorialPgvector, índice IX_ProductEmbeddings_Embedding_hnsw. Cada producto se representa con un vector (embedding) de 384 números que resume su significado.</w:t>
       </w:r>
     </w:p>
     <w:p>
@@ -4158,7 +4158,7 @@
         <w:rPr>
           <w:sz w:val="19"/>
         </w:rPr>
-        <w:t>Cost Explorer muestra el gasto por servicio, Budgets avisa al pasar un monto y Anomaly Detection detecta gastos inusuales. Útil para no olvidar el laboratorio encendido.</w:t>
+        <w:t>Cost Explorer muestra el gasto por servicio, Budgets avisa al pasar un monto y Anomaly Detection detecta gastos inusuales. Útil para no olvidar el laboratorio encendido. CloudWatch Logs guarda registros de la aplicación y de la red, pero no informa costos: para eso están estas tres herramientas.</w:t>
       </w:r>
     </w:p>
     <w:p>

--- a/RUTA_DEL_CURSO/01_CASO_Y_ARQUITECTURA/URPOnline_Navidad_CyberMonday_Catalogo_Nocturno_40_Preguntas.docx
+++ b/RUTA_DEL_CURSO/01_CASO_Y_ARQUITECTURA/URPOnline_Navidad_CyberMonday_Catalogo_Nocturno_40_Preguntas.docx
@@ -505,7 +505,7 @@
         <w:rPr>
           <w:sz w:val="19"/>
         </w:rPr>
-        <w:t>Las subredes privadas no tienen ruta al IGW; la salida iniciada desde dentro pasa por un NAT Gateway ubicado en la subred pública. Un NAT por AZ evita que la caída de una zona deje sin salida a la otra. Las demás no sirven: abrir el IGW a la subred de datos la expondría, un CNAME es solo DNS y RDS no da salida a nadie. En URPOnline: NatA y NatB, con las tablas AppRTA y AppRTB apuntando cada una al NAT de su zona.</w:t>
+        <w:t>Las subredes privadas no tienen ruta al IGW; la salida iniciada desde dentro pasa por un NAT Gateway ubicado en la subred pública. Un NAT por AZ evita que la caída de una zona deje sin salida a la otra. Las demás no sirven: abrir el IGW a la subred de datos la expondría, un CNAME es solo DNS y RDS no da salida a nadie. En URPOnline: NatA y NatB, con las tablas AppRTA y AppRTB apuntando cada una al NAT de su zona. Dar una IP pública a las EC2 y una ruta al IGW sí les daría salida, pero las dejaría expuestas a Internet.</w:t>
       </w:r>
     </w:p>
     <w:p>
@@ -598,7 +598,7 @@
         <w:rPr>
           <w:sz w:val="19"/>
         </w:rPr>
-        <w:t>Si cada EC2 guarda su propio estado, la otra no lo conoce. Además, ASP.NET cifra la cookie de sesión con claves propias de cada servidor: aunque la sesión esté en Redis, la otra EC2 no podría leer la cookie. Por eso se comparten la sesión y las claves. La memoria local es justamente el problema; S3 e IGW no tienen relación. En URPOnline: AddStackExchangeRedisCache para la sesión y PersistKeysToStackExchangeRedis para las claves (clave URPOnline-DataProtection-Keys en ElastiCache).</w:t>
+        <w:t>Si cada EC2 guarda su propio estado, la otra no lo conoce. Además, ASP.NET cifra la cookie de sesión con claves propias de cada servidor: aunque la sesión esté en Redis, la otra EC2 no podría leer la cookie. Por eso se comparten la sesión y las claves. La memoria local es justamente el problema; S3 e IGW no tienen relación. En URPOnline: AddStackExchangeRedisCache para la sesión y PersistKeysToStackExchangeRedis para las claves (clave URPOnline-DataProtection-Keys en ElastiCache). Las sticky sessions (el ALB envía a un cliente siempre a la misma EC2) tampoco lo resuelven: si esa EC2 se reemplaza o falla, el carrito se pierde igual.</w:t>
       </w:r>
     </w:p>
     <w:p>
@@ -784,7 +784,7 @@
         <w:rPr>
           <w:sz w:val="19"/>
         </w:rPr>
-        <w:t>Un 502 significa que Nginx respondió pero no pudo hablar con el backend: casi siempre Kestrel está caído o el proxy_pass apunta mal. S3, Multi-AZ y el IGW no producen un 502 en Nginx. En URPOnline: por Session Manager, 'systemctl status urponline' y 'journalctl -u urponline', o el log group /urponline/URPOnlineLab/app en CloudWatch. Para probar una EC2 desde otra se usa curl hacia su IP privada: si quien responde es Nginx con un 502, el problema está detrás de Nginx (en la aplicación).</w:t>
+        <w:t>Un 502 significa que Nginx respondió pero no pudo hablar con el backend: casi siempre Kestrel está caído o el proxy_pass apunta mal. S3, Multi-AZ y el IGW no producen un 502 en Nginx. En URPOnline: por Session Manager, 'systemctl status urponline' y 'journalctl -u urponline', o el log group /urponline/URPOnlineLab/app en CloudWatch.</w:t>
       </w:r>
     </w:p>
     <w:p>
@@ -984,7 +984,7 @@
           <w:i w:val="0"/>
           <w:color w:val="1D252C"/>
         </w:rPr>
-        <w:t>7. Los alumnos deben administrar las EC2 privadas sin abrir el puerto 22 a Internet. ¿Qué servicio conviene?</w:t>
+        <w:t>7. Los alumnos deben administrar las EC2 privadas sin abrir puertos de entrada desde Internet. ¿Qué servicio conviene?</w:t>
       </w:r>
     </w:p>
     <w:p>
@@ -1057,13 +1057,13 @@
           <w:b/>
           <w:color w:val="1A7F37"/>
         </w:rPr>
-        <w:t xml:space="preserve">Respuesta correcta: C. </w:t>
+        <w:t xml:space="preserve">Respuesta correcta: C. Session Manager abre una terminal en la EC2 desde la consola o la CLI, autenticada con IAM y auditable, sin abrir puertos de entrada. CloudFront y Shield protegen el tráfico web; SNS envía notificaciones. En URPOnline: el rol de las EC2 incluye AmazonSSMManagedInstanceCore y no existe ninguna regla de entrada para administrarlas.</w:t>
       </w:r>
       <w:r>
         <w:rPr>
           <w:sz w:val="19"/>
         </w:rPr>
-        <w:t>Session Manager abre una terminal en la EC2 desde la consola o la CLI, autenticada con IAM y auditable, sin puertos de entrada ni llaves SSH. CloudFront y Shield protegen el tráfico web; SNS envía notificaciones. En URPOnline: el rol de las EC2 incluye AmazonSSMManagedInstanceCore y no existe ninguna regla para el puerto 22.</w:t>
+        <w:t/>
       </w:r>
     </w:p>
     <w:p>
@@ -1249,7 +1249,7 @@
         <w:rPr>
           <w:sz w:val="19"/>
         </w:rPr>
-        <w:t>La caché acelera, pero no es la autoridad: al publicar un cambio se invalida (o se cambia la versión de la clave) para que todas las EC2 lean el dato nuevo, y el checkout recalcula el precio desde la base. Las otras opciones no tienen relación con datos desactualizados. En URPOnline: el checkout ya lee precios y promociones de PostgreSQL; la caché de reglas en Redis con invalidación está pendiente del caso Cyber Monday.</w:t>
+        <w:t>La caché acelera, pero no es la autoridad: al publicar un cambio se invalida (o se cambia la versión de la clave) para que todas las EC2 lean el dato nuevo, y el checkout recalcula el precio desde la base. Las otras opciones no tienen relación con datos desactualizados. En URPOnline: el checkout ya lee precios y promociones de PostgreSQL; la caché de reglas en Redis con invalidación está pendiente del caso Cyber Monday. Aumentar el TTL de la entrada empeora el problema: el dato viejo dura más en la caché.</w:t>
       </w:r>
     </w:p>
     <w:p>
@@ -1528,7 +1528,7 @@
         <w:rPr>
           <w:sz w:val="19"/>
         </w:rPr>
-        <w:t>CloudWatch no sabe qué es un pedido: la aplicación debe enviarlo como métrica de negocio. CloudTrail audita llamadas a la API de AWS, Redis guarda sesiones y Flow Logs registra tráfico de red. En URPOnline: BusinessMetrics.cs publica OrdersCreated y OrderAmount en el namespace URPOnline; se ven en el dashboard URPOnline-URPOnlineLab.</w:t>
+        <w:t>CloudWatch no sabe qué es un pedido: la aplicación debe enviarlo como métrica de negocio. CloudTrail audita llamadas a la API de AWS, Redis guarda sesiones y Flow Logs registra tráfico de red. En URPOnline: BusinessMetrics.cs publica OrdersCreated y OrderAmount en el namespace URPOnline; se ven en el dashboard URPOnline-URPOnlineLab. Las métricas del ALB cuentan peticiones HTTP, no pedidos: el pedido es un dato de la aplicación.</w:t>
       </w:r>
     </w:p>
     <w:p>
@@ -1714,7 +1714,7 @@
         <w:rPr>
           <w:sz w:val="19"/>
         </w:rPr>
-        <w:t>ACM y Let's Encrypt solo emiten certificados para dominios que demuestras controlar; el dominio del ALB pertenece a AWS. CloudFront ya incluye un certificado válido para su propio dominio y reenvía al ALB. Abrir 443 en las EC2 las expondría y seguiría sin certificado. En URPOnline: recurso CDN; la salida ApplicationHTTPS es https://dxxxx.cloudfront.net y http redirige a https. Sin certificado, el navegador marca el sitio como «No seguro».</w:t>
+        <w:t>ACM y Let's Encrypt solo emiten certificados para dominios que demuestras controlar; el dominio del ALB pertenece a AWS. CloudFront ya incluye un certificado válido para su propio dominio y reenvía al ALB. Abrir 443 en las EC2 las expondría y seguiría sin certificado. En URPOnline: recurso CDN; la salida ApplicationHTTPS es https://dxxxx.cloudfront.net y http redirige a https. Sin certificado, el navegador marca el sitio como «No seguro». Lo mismo pasa con *.cloudfront.net: ese dominio es de AWS, así que no se puede pedir un certificado para él. AWS Shield y AWS WAF protegen el tráfico, pero no dan certificados.</w:t>
       </w:r>
     </w:p>
     <w:p>
@@ -1756,7 +1756,7 @@
           <w:b w:val="0"/>
           <w:i w:val="0"/>
         </w:rPr>
-        <w:t>B. Entrar por SSH a cada EC2 y copiar archivos</w:t>
+        <w:t>B. Entrar a cada EC2 y copiar archivos a mano</w:t>
       </w:r>
     </w:p>
     <w:p>
@@ -4065,7 +4065,7 @@
         <w:rPr>
           <w:sz w:val="19"/>
         </w:rPr>
-        <w:t>PITR restaura a cualquier instante dentro del periodo de retención. En URPOnline la retención es de 1 día: el plan gratuito rechazó 7 días ('exceeds the maximum available to free tier customers').</w:t>
+        <w:t>PITR restaura a cualquier instante dentro del periodo de retención. En URPOnline la retención es de 1 día: el plan gratuito rechazó 7 días ('exceeds the maximum available to free tier customers'). RDS Multi-AZ no sirve para esto: la réplica en espera recibe los mismos cambios (también el borrado); protege ante la caída de la instancia o de la zona, no ante un dato borrado.</w:t>
       </w:r>
     </w:p>
     <w:p>

--- a/RUTA_DEL_CURSO/01_CASO_Y_ARQUITECTURA/URPOnline_Navidad_CyberMonday_Catalogo_Nocturno_40_Preguntas.docx
+++ b/RUTA_DEL_CURSO/01_CASO_Y_ARQUITECTURA/URPOnline_Navidad_CyberMonday_Catalogo_Nocturno_40_Preguntas.docx
@@ -598,7 +598,7 @@
         <w:rPr>
           <w:sz w:val="19"/>
         </w:rPr>
-        <w:t>Si cada EC2 guarda su propio estado, la otra no lo conoce. Además, ASP.NET cifra la cookie de sesión con claves propias de cada servidor: aunque la sesión esté en Redis, la otra EC2 no podría leer la cookie. Por eso se comparten la sesión y las claves. La memoria local es justamente el problema; S3 e IGW no tienen relación. En URPOnline: AddStackExchangeRedisCache para la sesión y PersistKeysToStackExchangeRedis para las claves (clave URPOnline-DataProtection-Keys en ElastiCache). Las sticky sessions (el ALB envía a un cliente siempre a la misma EC2) tampoco lo resuelven: si esa EC2 se reemplaza o falla, el carrito se pierde igual.</w:t>
+        <w:t>Si cada EC2 guarda su propio estado, la otra no lo conoce. Además, ASP.NET cifra la cookie de sesión con claves propias de cada servidor: aunque la sesión esté en Redis, la otra EC2 no podría leer la cookie. Por eso se comparten la sesión y las claves. La memoria local es justamente el problema; S3 e IGW no tienen relación. En URPOnline: AddStackExchangeRedisCache para la sesión y PersistKeysToStackExchangeRedis para las claves (clave URPOnline-DataProtection-Keys en ElastiCache). Las sticky sessions (el ALB envía a un cliente siempre a la misma EC2) tampoco lo resuelven: si esa EC2 se reemplaza o falla, el carrito se pierde igual. Si además PostgreSQL rechaza conexiones nuevas (saturación de conexiones: cada EC2 abre las suyas y, al agregar instancias, se supera el máximo de conexiones de RDS), la solución es PgBouncer entre las EC2 y RDS: reúne las conexiones en un pool, un grupo pequeño de conexiones reales que se reutilizan. PgBouncer no guarda datos (ni sesión ni carrito): solo administra conexiones; en el diseño objetivo escucha en el puerto 6432.</w:t>
       </w:r>
     </w:p>
     <w:p>

--- a/RUTA_DEL_CURSO/01_CASO_Y_ARQUITECTURA/URPOnline_Navidad_CyberMonday_Catalogo_Nocturno_40_Preguntas.docx
+++ b/RUTA_DEL_CURSO/01_CASO_Y_ARQUITECTURA/URPOnline_Navidad_CyberMonday_Catalogo_Nocturno_40_Preguntas.docx
@@ -3786,7 +3786,30 @@
         <w:rPr>
           <w:sz w:val="19"/>
         </w:rPr>
-        <w:t>La búsqueda semántica ordena por distancia coseno (operador &lt;=&gt;). Sin índice compara contra todos los productos; HNSW es un grafo que llega a los más cercanos en pocos pasos. En URPOnline: migración BusquedaVectorialPgvector, índice IX_ProductEmbeddings_Embedding_hnsw. Cada producto se representa con un vector (embedding) de 384 números que resume su significado.</w:t>
+        <w:t>La búsqueda semántica ordena por distancia coseno (operador &lt;=&gt;). Sin índice compara contra todos los productos; HNSW es un grafo que llega a los más cercanos en pocos pasos. En URPOnline: migración BusquedaVectorialPgvector, índice IX_ProductEmbeddings_Embedding_hnsw. Cada producto se representa con un vector (embedding) de 384 números que resume su significado. La distancia coseno es la métrica que gradúa la proximidad entre productos: cuanto más cerca de 0, más parecido es el significado. Por eso la búsqueda semántica no exige escribir el nombre completo ni exacto: con lo que el cliente lleva escrito, la tienda puede sugerir mientras escribe los productos más cercanos. Una búsqueda por el nombre completo (por ejemplo, el nombre como clave en Redis) solo encuentra coincidencias exactas.</w:t>
+      </w:r>
+    </w:p>
+    <w:p>
+      <w:pPr>
+        <w:spacing w:before="80" w:after="240"/>
+        <w:ind w:left="170"/>
+        <w:shd w:val="clear" w:color="auto" w:fill="E8F5EC"/>
+        <w:pBdr>
+          <w:left w:val="single" w:sz="18" w:space="6" w:color="1A7F37"/>
+        </w:pBdr>
+      </w:pPr>
+      <w:r>
+        <w:rPr>
+          <w:b/>
+          <w:color w:val="1A7F37"/>
+        </w:rPr>
+        <w:t xml:space="preserve">Teoría — índice y distancia coseno. Un índice es una estructura adicional que la base de datos mantiene para no recorrer toda la tabla en cada búsqueda, como el índice de un libro. Para valores exactos (un Id, un nombre completo) PostgreSQL usa su índice normal (B-tree), que solo sirve si se busca el valor exacto o su comienzo. Para buscar por significado, cada producto se convierte en un embedding: un vector de 384 números; dos productos parecidos tienen vectores que apuntan en direcciones parecidas. La distancia coseno mide justamente el ángulo entre dos vectores: 0 significa la misma dirección (mismo significado), cerca de 1 sin relación y 2 opuestos; en pgvector se escribe con el operador &lt;=&gt; y se ordena de menor a mayor para obtener primero los más cercanos. Así se gradúa el nivel de proximidad: se puede mostrar solo lo que esté por debajo de cierta distancia. Comparar el vector de lo que el cliente escribe contra todos los productos sería lento; el índice HNSW (Hierarchical Navigable Small World) organiza los vectores en un grafo por capas y salta hacia los vecinos más cercanos en pocos pasos, por eso la tienda puede sugerir productos mientras el cliente escribe, sin que termine el nombre completo. HNSW da resultados aproximados (puede omitir algún vecino muy cercano) a cambio de mucha velocidad.</w:t>
+      </w:r>
+      <w:r>
+        <w:rPr>
+          <w:sz w:val="19"/>
+        </w:rPr>
+        <w:t/>
       </w:r>
     </w:p>
     <w:p>

--- a/RUTA_DEL_CURSO/01_CASO_Y_ARQUITECTURA/URPOnline_Navidad_CyberMonday_Catalogo_Nocturno_40_Preguntas.docx
+++ b/RUTA_DEL_CURSO/01_CASO_Y_ARQUITECTURA/URPOnline_Navidad_CyberMonday_Catalogo_Nocturno_40_Preguntas.docx
@@ -21,7 +21,7 @@
           <w:color w:val="0B5CAD"/>
           <w:sz w:val="26"/>
         </w:rPr>
-        <w:t>Simulacro de práctica · 40 preguntas con explicación de cada respuesta</w:t>
+        <w:t xml:space="preserve">Simulacro de práctica · 50 preguntas con explicación de cada respuesta</w:t>
       </w:r>
     </w:p>
     <w:p>
@@ -121,7 +121,7 @@
         <w:spacing w:after="40"/>
       </w:pPr>
       <w:r>
-        <w:t>Las preguntas 1 a 20 son casos del laboratorio URPOnline; las 21 a 40 son de teoría y estilo certificación AWS.</w:t>
+        <w:t xml:space="preserve">Las preguntas 1 a 20 son casos del laboratorio URPOnline; las 21 a 40 son de teoría y estilo certificación AWS; las 41 a 50 complementan el examen.</w:t>
       </w:r>
     </w:p>
     <w:p>
@@ -130,7 +130,7 @@
         <w:spacing w:after="40"/>
       </w:pPr>
       <w:r>
-        <w:t>Nota sugerida: aciertos × 20 / 40. Meta de práctica: 36 de 40.</w:t>
+        <w:t>Nota sugerida: aciertos × 20 / 50. Meta de práctica: 45 de 50.</w:t>
       </w:r>
     </w:p>
     <w:p>
@@ -139,7 +139,7 @@
         <w:spacing w:after="40"/>
       </w:pPr>
       <w:r>
-        <w:t>Todo lo que se menciona como 'En URPOnline' está en el repositorio github.com/jjjfrancia/tiendaonline (plantilla infra/urponline-oneclick.yaml) y fue verificado en la cuenta del laboratorio.</w:t>
+        <w:t>Todo lo que se menciona como 'En URPOnline' está en el repositorio github.com/cortexgovernor/tiendaonline (plantilla infra/urponline-oneclick.yaml) y fue verificado en la cuenta del laboratorio.</w:t>
       </w:r>
     </w:p>
     <w:p>
@@ -3803,13 +3803,13 @@
           <w:b/>
           <w:color w:val="1A7F37"/>
         </w:rPr>
-        <w:t xml:space="preserve">Teoría — índice y distancia coseno. Un índice es una estructura adicional que la base de datos mantiene para no recorrer toda la tabla en cada búsqueda, como el índice de un libro. Para valores exactos (un Id, un nombre completo) PostgreSQL usa su índice normal (B-tree), que solo sirve si se busca el valor exacto o su comienzo. Para buscar por significado, cada producto se convierte en un embedding: un vector de 384 números; dos productos parecidos tienen vectores que apuntan en direcciones parecidas. La distancia coseno mide justamente el ángulo entre dos vectores: 0 significa la misma dirección (mismo significado), cerca de 1 sin relación y 2 opuestos; en pgvector se escribe con el operador &lt;=&gt; y se ordena de menor a mayor para obtener primero los más cercanos. Así se gradúa el nivel de proximidad: se puede mostrar solo lo que esté por debajo de cierta distancia. Comparar el vector de lo que el cliente escribe contra todos los productos sería lento; el índice HNSW (Hierarchical Navigable Small World) organiza los vectores en un grafo por capas y salta hacia los vecinos más cercanos en pocos pasos, por eso la tienda puede sugerir productos mientras el cliente escribe, sin que termine el nombre completo. HNSW da resultados aproximados (puede omitir algún vecino muy cercano) a cambio de mucha velocidad.</w:t>
+        <w:t xml:space="preserve">Teoría — índice y distancia coseno. </w:t>
       </w:r>
       <w:r>
         <w:rPr>
           <w:sz w:val="19"/>
         </w:rPr>
-        <w:t/>
+        <w:t>Un índice es una estructura adicional que la base de datos mantiene para no recorrer toda la tabla en cada búsqueda, como el índice de un libro. Para valores exactos (un Id, un nombre completo) PostgreSQL usa su índice normal (B-tree), que solo sirve si se busca el valor exacto o su comienzo. Para buscar por significado, cada producto se convierte en un embedding: un vector de 384 números; dos productos parecidos tienen vectores que apuntan en direcciones parecidas. La distancia coseno mide justamente el ángulo entre dos vectores: 0 significa la misma dirección (mismo significado), cerca de 1 sin relación y 2 opuestos; en pgvector se escribe con el operador &lt;=&gt; y se ordena de menor a mayor para obtener primero los más cercanos. Así se gradúa el nivel de proximidad: se puede mostrar solo lo que esté por debajo de cierta distancia. Comparar el vector de lo que el cliente escribe contra todos los productos sería lento; el índice HNSW (Hierarchical Navigable Small World) organiza los vectores en un grafo por capas y salta hacia los vecinos más cercanos en pocos pasos, por eso la tienda puede sugerir productos mientras el cliente escribe, sin que termine el nombre completo. HNSW da resultados aproximados (puede omitir algún vecino muy cercano) a cambio de mucha velocidad. El embedding lo genera el modelo paraphrase-multilingual-MiniLM-L12-v2, un modelo de lenguaje pequeño (MiniLM, 12 capas) que convierte texto en más de 50 idiomas, incluido el español, en un vector de 384 números. Corre dentro de cada EC2 con ONNX Runtime, sin API externa: tokeniza el texto, obtiene un vector por cada token, los promedia (mean pooling) y normaliza el resultado a longitud 1.</w:t>
       </w:r>
     </w:p>
     <w:p>
@@ -4182,6 +4182,962 @@
           <w:sz w:val="19"/>
         </w:rPr>
         <w:t>Cost Explorer muestra el gasto por servicio, Budgets avisa al pasar un monto y Anomaly Detection detecta gastos inusuales. Útil para no olvidar el laboratorio encendido. CloudWatch Logs guarda registros de la aplicación y de la red, pero no informa costos: para eso están estas tres herramientas.</w:t>
+      </w:r>
+    </w:p>
+    <w:p>
+      <w:r>
+        <w:br w:type="page"/>
+      </w:r>
+    </w:p>
+    <w:p>
+      <w:pPr>
+        <w:pStyle w:val="Heading1"/>
+      </w:pPr>
+      <w:r>
+        <w:t xml:space="preserve">Parte C · Preguntas complementarias (41-50)</w:t>
+      </w:r>
+    </w:p>
+    <w:p>
+      <w:pPr>
+        <w:spacing w:after="160"/>
+      </w:pPr>
+      <w:r>
+        <w:rPr>
+          <w:b w:val="0"/>
+          <w:i w:val="0"/>
+          <w:color w:val="55595E"/>
+        </w:rPr>
+        <w:t xml:space="preserve">Complementan el examen: PgBouncer, búsqueda semántica (índice HNSW y distancia coseno), red dentro de la EC2 y publicación de versiones.</w:t>
+      </w:r>
+    </w:p>
+    <w:p>
+      <w:pPr>
+        <w:keepNext/>
+        <w:spacing w:after="60"/>
+      </w:pPr>
+      <w:r>
+        <w:rPr>
+          <w:b/>
+          <w:i w:val="0"/>
+          <w:color w:val="1D252C"/>
+        </w:rPr>
+        <w:t xml:space="preserve">41. ¿Qué hace PgBouncer cuando se coloca entre las EC2 y PostgreSQL (RDS)?</w:t>
+      </w:r>
+    </w:p>
+    <w:p>
+      <w:pPr>
+        <w:keepNext/>
+        <w:spacing w:after="20"/>
+        <w:ind w:left="340"/>
+      </w:pPr>
+      <w:r>
+        <w:rPr>
+          <w:b w:val="0"/>
+          <w:i w:val="0"/>
+        </w:rPr>
+        <w:t xml:space="preserve">A. Guarda la sesión y el carrito para que todas las EC2 los compartan</w:t>
+      </w:r>
+    </w:p>
+    <w:p>
+      <w:pPr>
+        <w:keepNext/>
+        <w:spacing w:after="20"/>
+        <w:ind w:left="340"/>
+      </w:pPr>
+      <w:r>
+        <w:rPr>
+          <w:b w:val="0"/>
+          <w:i w:val="0"/>
+        </w:rPr>
+        <w:t xml:space="preserve">B. Cifra la contraseña de RDS en lugar de Secrets Manager</w:t>
+      </w:r>
+    </w:p>
+    <w:p>
+      <w:pPr>
+        <w:keepNext/>
+        <w:spacing w:after="20"/>
+        <w:ind w:left="340"/>
+      </w:pPr>
+      <w:r>
+        <w:rPr>
+          <w:b w:val="0"/>
+          <w:i w:val="0"/>
+        </w:rPr>
+        <w:t xml:space="preserve">C. Reúne muchas conexiones de la aplicación en un grupo pequeño de conexiones reales a PostgreSQL que se reutilizan (pool de conexiones)</w:t>
+      </w:r>
+    </w:p>
+    <w:p>
+      <w:pPr>
+        <w:keepNext/>
+        <w:spacing w:after="20"/>
+        <w:ind w:left="340"/>
+      </w:pPr>
+      <w:r>
+        <w:rPr>
+          <w:b w:val="0"/>
+          <w:i w:val="0"/>
+        </w:rPr>
+        <w:t xml:space="preserve">D. Replica la base de datos en otra zona de disponibilidad</w:t>
+      </w:r>
+    </w:p>
+    <w:p>
+      <w:pPr>
+        <w:spacing w:before="80" w:after="240"/>
+        <w:ind w:left="170"/>
+        <w:shd w:val="clear" w:color="auto" w:fill="E8F5EC"/>
+        <w:pBdr>
+          <w:left w:val="single" w:sz="18" w:space="6" w:color="1A7F37"/>
+        </w:pBdr>
+      </w:pPr>
+      <w:r>
+        <w:rPr>
+          <w:b/>
+          <w:color w:val="1A7F37"/>
+        </w:rPr>
+        <w:t xml:space="preserve">Respuesta correcta: C. </w:t>
+      </w:r>
+      <w:r>
+        <w:rPr>
+          <w:sz w:val="19"/>
+        </w:rPr>
+        <w:t xml:space="preserve">PostgreSQL crea un proceso por cada conexión y admite un máximo de conexiones a la vez. PgBouncer es un administrador de conexiones: la aplicación se conecta a PgBouncer (puerto 6432) y PgBouncer mantiene unas pocas conexiones reales a RDS (puerto 5432) que va prestando y reutilizando. PgBouncer no guarda datos (ni sesión ni carrito: eso es Redis), no reemplaza a Secrets Manager y no replica la base (eso es Multi-AZ). En URPOnline: la plantilla base conecta la aplicación directo a RDS por 5432; PgBouncer es un componente objetivo que aún no está desplegado.</w:t>
+      </w:r>
+    </w:p>
+    <w:p>
+      <w:pPr>
+        <w:keepNext/>
+        <w:spacing w:after="60"/>
+      </w:pPr>
+      <w:r>
+        <w:rPr>
+          <w:b/>
+          <w:i w:val="0"/>
+          <w:color w:val="1D252C"/>
+        </w:rPr>
+        <w:t xml:space="preserve">42. En plena campaña Auto Scaling sube de 2 a 8 EC2 y RDS empieza a rechazar conexiones nuevas («too many clients»), aunque su CPU está baja. ¿Cuál es la causa y qué la resuelve?</w:t>
+      </w:r>
+    </w:p>
+    <w:p>
+      <w:pPr>
+        <w:keepNext/>
+        <w:spacing w:after="20"/>
+        <w:ind w:left="340"/>
+      </w:pPr>
+      <w:r>
+        <w:rPr>
+          <w:b w:val="0"/>
+          <w:i w:val="0"/>
+        </w:rPr>
+        <w:t xml:space="preserve">A. Redis se quedó sin memoria; hay que aumentar el TTL del carrito</w:t>
+      </w:r>
+    </w:p>
+    <w:p>
+      <w:pPr>
+        <w:keepNext/>
+        <w:spacing w:after="20"/>
+        <w:ind w:left="340"/>
+      </w:pPr>
+      <w:r>
+        <w:rPr>
+          <w:b w:val="0"/>
+          <w:i w:val="0"/>
+        </w:rPr>
+        <w:t xml:space="preserve">B. Cada EC2 abre su propio grupo de conexiones y la suma supera el máximo que admite RDS (saturación de conexiones); PgBouncer entre las EC2 y RDS hace que todas compartan pocas conexiones reales</w:t>
+      </w:r>
+    </w:p>
+    <w:p>
+      <w:pPr>
+        <w:keepNext/>
+        <w:spacing w:after="20"/>
+        <w:ind w:left="340"/>
+      </w:pPr>
+      <w:r>
+        <w:rPr>
+          <w:b w:val="0"/>
+          <w:i w:val="0"/>
+        </w:rPr>
+        <w:t xml:space="preserve">C. El Security Group de RDS bloquea las EC2 nuevas; hay que abrir el 5432 a 0.0.0.0/0</w:t>
+      </w:r>
+    </w:p>
+    <w:p>
+      <w:pPr>
+        <w:keepNext/>
+        <w:spacing w:after="20"/>
+        <w:ind w:left="340"/>
+      </w:pPr>
+      <w:r>
+        <w:rPr>
+          <w:b w:val="0"/>
+          <w:i w:val="0"/>
+        </w:rPr>
+        <w:t xml:space="preserve">D. Falta un NAT Gateway en la subred de datos</w:t>
+      </w:r>
+    </w:p>
+    <w:p>
+      <w:pPr>
+        <w:spacing w:before="80" w:after="240"/>
+        <w:ind w:left="170"/>
+        <w:shd w:val="clear" w:color="auto" w:fill="E8F5EC"/>
+        <w:pBdr>
+          <w:left w:val="single" w:sz="18" w:space="6" w:color="1A7F37"/>
+        </w:pBdr>
+      </w:pPr>
+      <w:r>
+        <w:rPr>
+          <w:b/>
+          <w:color w:val="1A7F37"/>
+        </w:rPr>
+        <w:t xml:space="preserve">Respuesta correcta: B. </w:t>
+      </w:r>
+      <w:r>
+        <w:rPr>
+          <w:sz w:val="19"/>
+        </w:rPr>
+        <w:t xml:space="preserve">Con más EC2 se multiplican las conexiones: si cada instancia abre, por ejemplo, 20 conexiones, 8 instancias abren 160. Cuando se supera el máximo de conexiones de RDS, PostgreSQL rechaza las nuevas aunque tenga CPU libre: es saturación de conexiones, no falta de potencia. El Security Group no es la causa (si bloqueara, ninguna conexión de esas EC2 funcionaría) y abrirlo a Internet expone la base. Redis y el NAT no intervienen en las conexiones a PostgreSQL.</w:t>
+      </w:r>
+    </w:p>
+    <w:p>
+      <w:pPr>
+        <w:keepNext/>
+        <w:spacing w:after="60"/>
+      </w:pPr>
+      <w:r>
+        <w:rPr>
+          <w:b/>
+          <w:i w:val="0"/>
+          <w:color w:val="1D252C"/>
+        </w:rPr>
+        <w:t xml:space="preserve">43. En la búsqueda semántica con pgvector, ¿qué valor de la distancia coseno (operador &lt;=&gt;) indica que dos productos son más parecidos?</w:t>
+      </w:r>
+    </w:p>
+    <w:p>
+      <w:pPr>
+        <w:keepNext/>
+        <w:spacing w:after="20"/>
+        <w:ind w:left="340"/>
+      </w:pPr>
+      <w:r>
+        <w:rPr>
+          <w:b w:val="0"/>
+          <w:i w:val="0"/>
+        </w:rPr>
+        <w:t xml:space="preserve">A. 0</w:t>
+      </w:r>
+    </w:p>
+    <w:p>
+      <w:pPr>
+        <w:keepNext/>
+        <w:spacing w:after="20"/>
+        <w:ind w:left="340"/>
+      </w:pPr>
+      <w:r>
+        <w:rPr>
+          <w:b w:val="0"/>
+          <w:i w:val="0"/>
+        </w:rPr>
+        <w:t xml:space="preserve">B. 1</w:t>
+      </w:r>
+    </w:p>
+    <w:p>
+      <w:pPr>
+        <w:keepNext/>
+        <w:spacing w:after="20"/>
+        <w:ind w:left="340"/>
+      </w:pPr>
+      <w:r>
+        <w:rPr>
+          <w:b w:val="0"/>
+          <w:i w:val="0"/>
+        </w:rPr>
+        <w:t xml:space="preserve">C. 2</w:t>
+      </w:r>
+    </w:p>
+    <w:p>
+      <w:pPr>
+        <w:keepNext/>
+        <w:spacing w:after="20"/>
+        <w:ind w:left="340"/>
+      </w:pPr>
+      <w:r>
+        <w:rPr>
+          <w:b w:val="0"/>
+          <w:i w:val="0"/>
+        </w:rPr>
+        <w:t xml:space="preserve">D. 384</w:t>
+      </w:r>
+    </w:p>
+    <w:p>
+      <w:pPr>
+        <w:spacing w:before="80" w:after="240"/>
+        <w:ind w:left="170"/>
+        <w:shd w:val="clear" w:color="auto" w:fill="E8F5EC"/>
+        <w:pBdr>
+          <w:left w:val="single" w:sz="18" w:space="6" w:color="1A7F37"/>
+        </w:pBdr>
+      </w:pPr>
+      <w:r>
+        <w:rPr>
+          <w:b/>
+          <w:color w:val="1A7F37"/>
+        </w:rPr>
+        <w:t xml:space="preserve">Respuesta correcta: A. </w:t>
+      </w:r>
+      <w:r>
+        <w:rPr>
+          <w:sz w:val="19"/>
+        </w:rPr>
+        <w:t xml:space="preserve">La distancia coseno mide el ángulo entre dos vectores: 0 = apuntan en la misma dirección (mismo significado); cerca de 1 = sin relación; 2 = opuestos. Por eso la consulta ordena de menor a mayor distancia (ORDER BY "Embedding" &lt;=&gt; consulta) para obtener primero los más cercanos. 384 no es una distancia: es la cantidad de números de cada embedding.</w:t>
+      </w:r>
+    </w:p>
+    <w:p>
+      <w:pPr>
+        <w:keepNext/>
+        <w:spacing w:after="60"/>
+      </w:pPr>
+      <w:r>
+        <w:rPr>
+          <w:b/>
+          <w:i w:val="0"/>
+          <w:color w:val="1D252C"/>
+        </w:rPr>
+        <w:t xml:space="preserve">44. Los clientes solo encuentran un producto si escriben su nombre completo. ¿Por qué un índice normal (B-tree) sobre el nombre no permite sugerir productos por significado mientras escriben?</w:t>
+      </w:r>
+    </w:p>
+    <w:p>
+      <w:pPr>
+        <w:keepNext/>
+        <w:spacing w:after="20"/>
+        <w:ind w:left="340"/>
+      </w:pPr>
+      <w:r>
+        <w:rPr>
+          <w:b w:val="0"/>
+          <w:i w:val="0"/>
+        </w:rPr>
+        <w:t xml:space="preserve">A. Porque el índice B-tree solo existe en Redis</w:t>
+      </w:r>
+    </w:p>
+    <w:p>
+      <w:pPr>
+        <w:keepNext/>
+        <w:spacing w:after="20"/>
+        <w:ind w:left="340"/>
+      </w:pPr>
+      <w:r>
+        <w:rPr>
+          <w:b w:val="0"/>
+          <w:i w:val="0"/>
+        </w:rPr>
+        <w:t xml:space="preserve">B. Porque el índice B-tree cifra los nombres de los productos</w:t>
+      </w:r>
+    </w:p>
+    <w:p>
+      <w:pPr>
+        <w:keepNext/>
+        <w:spacing w:after="20"/>
+        <w:ind w:left="340"/>
+      </w:pPr>
+      <w:r>
+        <w:rPr>
+          <w:b w:val="0"/>
+          <w:i w:val="0"/>
+        </w:rPr>
+        <w:t xml:space="preserve">C. Porque PostgreSQL no admite índices sobre columnas de texto</w:t>
+      </w:r>
+    </w:p>
+    <w:p>
+      <w:pPr>
+        <w:keepNext/>
+        <w:spacing w:after="20"/>
+        <w:ind w:left="340"/>
+      </w:pPr>
+      <w:r>
+        <w:rPr>
+          <w:b w:val="0"/>
+          <w:i w:val="0"/>
+        </w:rPr>
+        <w:t xml:space="preserve">D. Porque el B-tree compara valores exactos (o su comienzo), no significados; para buscar por significado se comparan los embeddings con distancia coseno, y el índice HNSW lo hace rápido</w:t>
+      </w:r>
+    </w:p>
+    <w:p>
+      <w:pPr>
+        <w:spacing w:before="80" w:after="240"/>
+        <w:ind w:left="170"/>
+        <w:shd w:val="clear" w:color="auto" w:fill="E8F5EC"/>
+        <w:pBdr>
+          <w:left w:val="single" w:sz="18" w:space="6" w:color="1A7F37"/>
+        </w:pBdr>
+      </w:pPr>
+      <w:r>
+        <w:rPr>
+          <w:b/>
+          <w:color w:val="1A7F37"/>
+        </w:rPr>
+        <w:t xml:space="preserve">Respuesta correcta: D. </w:t>
+      </w:r>
+      <w:r>
+        <w:rPr>
+          <w:sz w:val="19"/>
+        </w:rPr>
+        <w:t xml:space="preserve">Un índice es una estructura adicional que evita recorrer toda la tabla. El B-tree ordena valores y sirve para encontrar un valor exacto o su comienzo: «cámara» no encuentra «equipo para tomar fotos». La búsqueda semántica convierte el texto en un embedding (vector de 384 números) y busca los vectores más cercanos por distancia coseno; el índice HNSW organiza los vectores en un grafo por capas y llega a los vecinos más cercanos en pocos pasos, lo que permite sugerir mientras el cliente escribe. En URPOnline: índice IX_ProductEmbeddings_Embedding_hnsw con vector_cosine_ops.</w:t>
+      </w:r>
+    </w:p>
+    <w:p>
+      <w:pPr>
+        <w:keepNext/>
+        <w:spacing w:after="60"/>
+      </w:pPr>
+      <w:r>
+        <w:rPr>
+          <w:b/>
+          <w:i w:val="0"/>
+          <w:color w:val="1D252C"/>
+        </w:rPr>
+        <w:t xml:space="preserve">45. ¿Por qué en cada EC2 Kestrel escucha en 127.0.0.1:8080 y no en 0.0.0.0:8080?</w:t>
+      </w:r>
+    </w:p>
+    <w:p>
+      <w:pPr>
+        <w:keepNext/>
+        <w:spacing w:after="20"/>
+        <w:ind w:left="340"/>
+      </w:pPr>
+      <w:r>
+        <w:rPr>
+          <w:b w:val="0"/>
+          <w:i w:val="0"/>
+        </w:rPr>
+        <w:t xml:space="preserve">A. Para que solo Nginx, en la misma EC2, pueda hablarle a la aplicación; nadie desde la red llega directo a Kestrel</w:t>
+      </w:r>
+    </w:p>
+    <w:p>
+      <w:pPr>
+        <w:keepNext/>
+        <w:spacing w:after="20"/>
+        <w:ind w:left="340"/>
+      </w:pPr>
+      <w:r>
+        <w:rPr>
+          <w:b w:val="0"/>
+          <w:i w:val="0"/>
+        </w:rPr>
+        <w:t xml:space="preserve">B. Porque 127.0.0.1 es la IP pública de la EC2</w:t>
+      </w:r>
+    </w:p>
+    <w:p>
+      <w:pPr>
+        <w:keepNext/>
+        <w:spacing w:after="20"/>
+        <w:ind w:left="340"/>
+      </w:pPr>
+      <w:r>
+        <w:rPr>
+          <w:b w:val="0"/>
+          <w:i w:val="0"/>
+        </w:rPr>
+        <w:t xml:space="preserve">C. Porque 0.0.0.0 es la dirección de Redis</w:t>
+      </w:r>
+    </w:p>
+    <w:p>
+      <w:pPr>
+        <w:keepNext/>
+        <w:spacing w:after="20"/>
+        <w:ind w:left="340"/>
+      </w:pPr>
+      <w:r>
+        <w:rPr>
+          <w:b w:val="0"/>
+          <w:i w:val="0"/>
+        </w:rPr>
+        <w:t xml:space="preserve">D. Para que el health check del ALB revise directamente el puerto 8080</w:t>
+      </w:r>
+    </w:p>
+    <w:p>
+      <w:pPr>
+        <w:spacing w:before="80" w:after="240"/>
+        <w:ind w:left="170"/>
+        <w:shd w:val="clear" w:color="auto" w:fill="E8F5EC"/>
+        <w:pBdr>
+          <w:left w:val="single" w:sz="18" w:space="6" w:color="1A7F37"/>
+        </w:pBdr>
+      </w:pPr>
+      <w:r>
+        <w:rPr>
+          <w:b/>
+          <w:color w:val="1A7F37"/>
+        </w:rPr>
+        <w:t xml:space="preserve">Respuesta correcta: A. </w:t>
+      </w:r>
+      <w:r>
+        <w:rPr>
+          <w:sz w:val="19"/>
+        </w:rPr>
+        <w:t xml:space="preserve">Un programa escucha en una dirección y un puerto. 127.0.0.1 (localhost) solo acepta conexiones de la misma máquina; 0.0.0.0 acepta desde cualquier red. Con 127.0.0.1, el único camino a la aplicación es Nginx (puerto 80), que actúa como proxy inverso y es lo que revisa el ALB. Escuchar en 0.0.0.0:8080 y quitar Nginx expondría la aplicación y rompería el health check configurado en el puerto 80.</w:t>
+      </w:r>
+    </w:p>
+    <w:p>
+      <w:pPr>
+        <w:keepNext/>
+        <w:spacing w:after="60"/>
+      </w:pPr>
+      <w:r>
+        <w:rPr>
+          <w:b/>
+          <w:i w:val="0"/>
+          <w:color w:val="1D252C"/>
+        </w:rPr>
+        <w:t xml:space="preserve">46. La tienda responde «502 Bad Gateway» y la página muestra la firma de Nginx. ¿Qué indica?</w:t>
+      </w:r>
+    </w:p>
+    <w:p>
+      <w:pPr>
+        <w:keepNext/>
+        <w:spacing w:after="20"/>
+        <w:ind w:left="340"/>
+      </w:pPr>
+      <w:r>
+        <w:rPr>
+          <w:b w:val="0"/>
+          <w:i w:val="0"/>
+        </w:rPr>
+        <w:t xml:space="preserve">A. El ALB fue eliminado</w:t>
+      </w:r>
+    </w:p>
+    <w:p>
+      <w:pPr>
+        <w:keepNext/>
+        <w:spacing w:after="20"/>
+        <w:ind w:left="340"/>
+      </w:pPr>
+      <w:r>
+        <w:rPr>
+          <w:b w:val="0"/>
+          <w:i w:val="0"/>
+        </w:rPr>
+        <w:t xml:space="preserve">B. CloudFront no tiene certificado</w:t>
+      </w:r>
+    </w:p>
+    <w:p>
+      <w:pPr>
+        <w:keepNext/>
+        <w:spacing w:after="20"/>
+        <w:ind w:left="340"/>
+      </w:pPr>
+      <w:r>
+        <w:rPr>
+          <w:b w:val="0"/>
+          <w:i w:val="0"/>
+        </w:rPr>
+        <w:t xml:space="preserve">C. Nginx recibió la petición pero no obtuvo respuesta de Kestrel: la aplicación .NET está caída o no escucha en 127.0.0.1:8080</w:t>
+      </w:r>
+    </w:p>
+    <w:p>
+      <w:pPr>
+        <w:keepNext/>
+        <w:spacing w:after="20"/>
+        <w:ind w:left="340"/>
+      </w:pPr>
+      <w:r>
+        <w:rPr>
+          <w:b w:val="0"/>
+          <w:i w:val="0"/>
+        </w:rPr>
+        <w:t xml:space="preserve">D. RDS está en mantenimiento y Nginx lo informa</w:t>
+      </w:r>
+    </w:p>
+    <w:p>
+      <w:pPr>
+        <w:spacing w:before="80" w:after="240"/>
+        <w:ind w:left="170"/>
+        <w:shd w:val="clear" w:color="auto" w:fill="E8F5EC"/>
+        <w:pBdr>
+          <w:left w:val="single" w:sz="18" w:space="6" w:color="1A7F37"/>
+        </w:pBdr>
+      </w:pPr>
+      <w:r>
+        <w:rPr>
+          <w:b/>
+          <w:color w:val="1A7F37"/>
+        </w:rPr>
+        <w:t xml:space="preserve">Respuesta correcta: C. </w:t>
+      </w:r>
+      <w:r>
+        <w:rPr>
+          <w:sz w:val="19"/>
+        </w:rPr>
+        <w:t xml:space="preserve">502 Bad Gateway lo genera un proxy cuando el servidor al que reenvía no responde bien. La firma de Nginx demuestra que la petición llegó hasta la EC2 (el ALB y CloudFront funcionan) y que falló el paso Nginx → Kestrel. Se revisa por Session Manager con systemctl status y journalctl del servicio de la aplicación. Si RDS fallara, la aplicación respondería con su propio error, no Nginx con 502.</w:t>
+      </w:r>
+    </w:p>
+    <w:p>
+      <w:pPr>
+        <w:keepNext/>
+        <w:spacing w:after="60"/>
+      </w:pPr>
+      <w:r>
+        <w:rPr>
+          <w:b/>
+          <w:i w:val="0"/>
+          <w:color w:val="1D252C"/>
+        </w:rPr>
+        <w:t xml:space="preserve">47. ¿Cuál es la diferencia entre una región y una zona de disponibilidad (AZ) en AWS?</w:t>
+      </w:r>
+    </w:p>
+    <w:p>
+      <w:pPr>
+        <w:keepNext/>
+        <w:spacing w:after="20"/>
+        <w:ind w:left="340"/>
+      </w:pPr>
+      <w:r>
+        <w:rPr>
+          <w:b w:val="0"/>
+          <w:i w:val="0"/>
+        </w:rPr>
+        <w:t xml:space="preserve">A. Son lo mismo con distinto nombre</w:t>
+      </w:r>
+    </w:p>
+    <w:p>
+      <w:pPr>
+        <w:keepNext/>
+        <w:spacing w:after="20"/>
+        <w:ind w:left="340"/>
+      </w:pPr>
+      <w:r>
+        <w:rPr>
+          <w:b w:val="0"/>
+          <w:i w:val="0"/>
+        </w:rPr>
+        <w:t xml:space="preserve">B. Una zona de disponibilidad contiene varias regiones</w:t>
+      </w:r>
+    </w:p>
+    <w:p>
+      <w:pPr>
+        <w:keepNext/>
+        <w:spacing w:after="20"/>
+        <w:ind w:left="340"/>
+      </w:pPr>
+      <w:r>
+        <w:rPr>
+          <w:b w:val="0"/>
+          <w:i w:val="0"/>
+        </w:rPr>
+        <w:t xml:space="preserve">C. La región es una subred de la VPC</w:t>
+      </w:r>
+    </w:p>
+    <w:p>
+      <w:pPr>
+        <w:keepNext/>
+        <w:spacing w:after="20"/>
+        <w:ind w:left="340"/>
+      </w:pPr>
+      <w:r>
+        <w:rPr>
+          <w:b w:val="0"/>
+          <w:i w:val="0"/>
+        </w:rPr>
+        <w:t xml:space="preserve">D. La región es un área geográfica con varias zonas; cada zona son centros de datos independientes, por eso repartir las EC2 en dos zonas evita que una falla las tumbe a todas</w:t>
+      </w:r>
+    </w:p>
+    <w:p>
+      <w:pPr>
+        <w:spacing w:before="80" w:after="240"/>
+        <w:ind w:left="170"/>
+        <w:shd w:val="clear" w:color="auto" w:fill="E8F5EC"/>
+        <w:pBdr>
+          <w:left w:val="single" w:sz="18" w:space="6" w:color="1A7F37"/>
+        </w:pBdr>
+      </w:pPr>
+      <w:r>
+        <w:rPr>
+          <w:b/>
+          <w:color w:val="1A7F37"/>
+        </w:rPr>
+        <w:t xml:space="preserve">Respuesta correcta: D. </w:t>
+      </w:r>
+      <w:r>
+        <w:rPr>
+          <w:sz w:val="19"/>
+        </w:rPr>
+        <w:t xml:space="preserve">Una región (por ejemplo, Ohio, us-east-2) agrupa varias zonas de disponibilidad, cada una con energía y red propias. Una VPC pertenece a una región y sus subredes viven en una zona. En URPOnline: una EC2 en AZ-a y otra en AZ-b, un NAT por zona y RDS Multi-AZ, para que la caída de una zona no detenga la tienda.</w:t>
+      </w:r>
+    </w:p>
+    <w:p>
+      <w:pPr>
+        <w:keepNext/>
+        <w:spacing w:after="60"/>
+      </w:pPr>
+      <w:r>
+        <w:rPr>
+          <w:b/>
+          <w:i w:val="0"/>
+          <w:color w:val="1D252C"/>
+        </w:rPr>
+        <w:t xml:space="preserve">48. Durante un rolling update, la EC2 nueva no logra responder /health y no envía cfn-signal de éxito. ¿Qué ocurre?</w:t>
+      </w:r>
+    </w:p>
+    <w:p>
+      <w:pPr>
+        <w:keepNext/>
+        <w:spacing w:after="20"/>
+        <w:ind w:left="340"/>
+      </w:pPr>
+      <w:r>
+        <w:rPr>
+          <w:b w:val="0"/>
+          <w:i w:val="0"/>
+        </w:rPr>
+        <w:t xml:space="preserve">A. CloudFormation espera el tiempo límite, marca la actualización como fallida y revierte; las EC2 anteriores siguen atendiendo</w:t>
+      </w:r>
+    </w:p>
+    <w:p>
+      <w:pPr>
+        <w:keepNext/>
+        <w:spacing w:after="20"/>
+        <w:ind w:left="340"/>
+      </w:pPr>
+      <w:r>
+        <w:rPr>
+          <w:b w:val="0"/>
+          <w:i w:val="0"/>
+        </w:rPr>
+        <w:t xml:space="preserve">B. Auto Scaling borra todas las EC2 y la tienda queda caída</w:t>
+      </w:r>
+    </w:p>
+    <w:p>
+      <w:pPr>
+        <w:keepNext/>
+        <w:spacing w:after="20"/>
+        <w:ind w:left="340"/>
+      </w:pPr>
+      <w:r>
+        <w:rPr>
+          <w:b w:val="0"/>
+          <w:i w:val="0"/>
+        </w:rPr>
+        <w:t xml:space="preserve">C. El ALB envía tráfico a la EC2 nueva aunque no responda</w:t>
+      </w:r>
+    </w:p>
+    <w:p>
+      <w:pPr>
+        <w:keepNext/>
+        <w:spacing w:after="20"/>
+        <w:ind w:left="340"/>
+      </w:pPr>
+      <w:r>
+        <w:rPr>
+          <w:b w:val="0"/>
+          <w:i w:val="0"/>
+        </w:rPr>
+        <w:t xml:space="preserve">D. RDS se reinicia para que la EC2 nueva arranque</w:t>
+      </w:r>
+    </w:p>
+    <w:p>
+      <w:pPr>
+        <w:spacing w:before="80" w:after="240"/>
+        <w:ind w:left="170"/>
+        <w:shd w:val="clear" w:color="auto" w:fill="E8F5EC"/>
+        <w:pBdr>
+          <w:left w:val="single" w:sz="18" w:space="6" w:color="1A7F37"/>
+        </w:pBdr>
+      </w:pPr>
+      <w:r>
+        <w:rPr>
+          <w:b/>
+          <w:color w:val="1A7F37"/>
+        </w:rPr>
+        <w:t xml:space="preserve">Respuesta correcta: A. </w:t>
+      </w:r>
+      <w:r>
+        <w:rPr>
+          <w:sz w:val="19"/>
+        </w:rPr>
+        <w:t xml:space="preserve">En el rolling update cada EC2 nueva debe confirmar con cfn-signal que arrancó bien. Si la señal no llega a tiempo, CloudFormation revierte la actualización (rollback) y, como se mantienen instancias en servicio (MinInstancesInService), la tienda sigue atendiendo con la versión anterior. El ALB tampoco envía tráfico a una instancia que no pasa el health check. La causa se busca en /var/log/cloud-init-output.log y en los eventos de la pila.</w:t>
+      </w:r>
+    </w:p>
+    <w:p>
+      <w:pPr>
+        <w:keepNext/>
+        <w:spacing w:after="60"/>
+      </w:pPr>
+      <w:r>
+        <w:rPr>
+          <w:b/>
+          <w:i w:val="0"/>
+          <w:color w:val="1D252C"/>
+        </w:rPr>
+        <w:t xml:space="preserve">49. Se publicó releases/urponline-v2.zip y la nueva versión tiene un error grave. ¿Cuál es la forma ordenada de volver a la versión anterior sin detener la tienda?</w:t>
+      </w:r>
+    </w:p>
+    <w:p>
+      <w:pPr>
+        <w:keepNext/>
+        <w:spacing w:after="20"/>
+        <w:ind w:left="340"/>
+      </w:pPr>
+      <w:r>
+        <w:rPr>
+          <w:b w:val="0"/>
+          <w:i w:val="0"/>
+        </w:rPr>
+        <w:t xml:space="preserve">A. Borrar la pila y crearla de nuevo</w:t>
+      </w:r>
+    </w:p>
+    <w:p>
+      <w:pPr>
+        <w:keepNext/>
+        <w:spacing w:after="20"/>
+        <w:ind w:left="340"/>
+      </w:pPr>
+      <w:r>
+        <w:rPr>
+          <w:b w:val="0"/>
+          <w:i w:val="0"/>
+        </w:rPr>
+        <w:t xml:space="preserve">B. Actualizar la pila con ArtifactKey apuntando otra vez a releases/urponline-v1.zip: Auto Scaling reemplaza las EC2 una a una con la versión anterior</w:t>
+      </w:r>
+    </w:p>
+    <w:p>
+      <w:pPr>
+        <w:keepNext/>
+        <w:spacing w:after="20"/>
+        <w:ind w:left="340"/>
+      </w:pPr>
+      <w:r>
+        <w:rPr>
+          <w:b w:val="0"/>
+          <w:i w:val="0"/>
+        </w:rPr>
+        <w:t xml:space="preserve">C. Entrar a cada EC2 por Session Manager y copiar los archivos de la versión anterior</w:t>
+      </w:r>
+    </w:p>
+    <w:p>
+      <w:pPr>
+        <w:keepNext/>
+        <w:spacing w:after="20"/>
+        <w:ind w:left="340"/>
+      </w:pPr>
+      <w:r>
+        <w:rPr>
+          <w:b w:val="0"/>
+          <w:i w:val="0"/>
+        </w:rPr>
+        <w:t xml:space="preserve">D. Reiniciar las EC2 desde la consola</w:t>
+      </w:r>
+    </w:p>
+    <w:p>
+      <w:pPr>
+        <w:spacing w:before="80" w:after="240"/>
+        <w:ind w:left="170"/>
+        <w:shd w:val="clear" w:color="auto" w:fill="E8F5EC"/>
+        <w:pBdr>
+          <w:left w:val="single" w:sz="18" w:space="6" w:color="1A7F37"/>
+        </w:pBdr>
+      </w:pPr>
+      <w:r>
+        <w:rPr>
+          <w:b/>
+          <w:color w:val="1A7F37"/>
+        </w:rPr>
+        <w:t xml:space="preserve">Respuesta correcta: B. </w:t>
+      </w:r>
+      <w:r>
+        <w:rPr>
+          <w:sz w:val="19"/>
+        </w:rPr>
+        <w:t xml:space="preserve">Cada versión se guarda en S3 con su propio nombre (v1, v2…) y no se sobrescribe; así, volver atrás es otra actualización de la pila con el ArtifactKey anterior, con el mismo rolling update. Borrar la pila elimina datos; copiar a mano deja EC2 con versiones distintas que Auto Scaling no conoce; reiniciar no cambia la versión porque el User Data solo corre al crear la instancia.</w:t>
+      </w:r>
+    </w:p>
+    <w:p>
+      <w:pPr>
+        <w:keepNext/>
+        <w:spacing w:after="60"/>
+      </w:pPr>
+      <w:r>
+        <w:rPr>
+          <w:b/>
+          <w:i w:val="0"/>
+          <w:color w:val="1D252C"/>
+        </w:rPr>
+        <w:t xml:space="preserve">50. La búsqueda sugiere productos poco relacionados con lo que el cliente escribe. En la consulta 1 - ("Embedding" &lt;=&gt; consulta) &gt;= @min, ¿qué produce subir el valor de @min?</w:t>
+      </w:r>
+    </w:p>
+    <w:p>
+      <w:pPr>
+        <w:keepNext/>
+        <w:spacing w:after="20"/>
+        <w:ind w:left="340"/>
+      </w:pPr>
+      <w:r>
+        <w:rPr>
+          <w:b w:val="0"/>
+          <w:i w:val="0"/>
+        </w:rPr>
+        <w:t xml:space="preserve">A. Muestra más productos, aunque sean menos parecidos</w:t>
+      </w:r>
+    </w:p>
+    <w:p>
+      <w:pPr>
+        <w:keepNext/>
+        <w:spacing w:after="20"/>
+        <w:ind w:left="340"/>
+      </w:pPr>
+      <w:r>
+        <w:rPr>
+          <w:b w:val="0"/>
+          <w:i w:val="0"/>
+        </w:rPr>
+        <w:t xml:space="preserve">B. Borra el índice HNSW</w:t>
+      </w:r>
+    </w:p>
+    <w:p>
+      <w:pPr>
+        <w:keepNext/>
+        <w:spacing w:after="20"/>
+        <w:ind w:left="340"/>
+      </w:pPr>
+      <w:r>
+        <w:rPr>
+          <w:b w:val="0"/>
+          <w:i w:val="0"/>
+        </w:rPr>
+        <w:t xml:space="preserve">C. Cambia la distancia coseno por una búsqueda en Redis</w:t>
+      </w:r>
+    </w:p>
+    <w:p>
+      <w:pPr>
+        <w:keepNext/>
+        <w:spacing w:after="20"/>
+        <w:ind w:left="340"/>
+      </w:pPr>
+      <w:r>
+        <w:rPr>
+          <w:b w:val="0"/>
+          <w:i w:val="0"/>
+        </w:rPr>
+        <w:t xml:space="preserve">D. Exige más similitud: muestra menos productos, pero más cercanos a lo buscado</w:t>
+      </w:r>
+    </w:p>
+    <w:p>
+      <w:pPr>
+        <w:spacing w:before="80" w:after="240"/>
+        <w:ind w:left="170"/>
+        <w:shd w:val="clear" w:color="auto" w:fill="E8F5EC"/>
+        <w:pBdr>
+          <w:left w:val="single" w:sz="18" w:space="6" w:color="1A7F37"/>
+        </w:pBdr>
+      </w:pPr>
+      <w:r>
+        <w:rPr>
+          <w:b/>
+          <w:color w:val="1A7F37"/>
+        </w:rPr>
+        <w:t xml:space="preserve">Respuesta correcta: D. </w:t>
+      </w:r>
+      <w:r>
+        <w:rPr>
+          <w:sz w:val="19"/>
+        </w:rPr>
+        <w:t xml:space="preserve">1 − distancia coseno es la similitud coseno: cuanto más cerca de 1, más parecido. @min es el umbral que gradúa la proximidad: al subirlo solo pasan los productos muy cercanos; al bajarlo aparecen más, pero menos relacionados. El índice HNSW no cambia: solo acelera encontrar los más cercanos. En URPOnline: Services/ProductVectorStore.cs.</w:t>
       </w:r>
     </w:p>
     <w:p>
@@ -4209,6 +5165,7 @@
         <w:gridCol w:w="2409"/>
         <w:gridCol w:w="2409"/>
         <w:gridCol w:w="2409"/>
+        <w:gridCol w:w="1417"/>
       </w:tblGrid>
       <w:tr>
         <w:tc>
@@ -4280,6 +5237,24 @@
                 <w:sz w:val="22"/>
               </w:rPr>
               <w:t>31.  B</w:t>
+            </w:r>
+          </w:p>
+        </w:tc>
+        <w:tc>
+          <w:tcPr>
+            <w:tcW w:type="dxa" w:w="1417"/>
+          </w:tcPr>
+          <w:p>
+            <w:pPr>
+              <w:jc w:val="center"/>
+            </w:pPr>
+            <w:r/>
+            <w:r>
+              <w:rPr>
+                <w:b/>
+                <w:sz w:val="22"/>
+              </w:rPr>
+              <w:t>41.  C</w:t>
             </w:r>
           </w:p>
         </w:tc>
@@ -4357,6 +5332,24 @@
             </w:r>
           </w:p>
         </w:tc>
+        <w:tc>
+          <w:tcPr>
+            <w:tcW w:type="dxa" w:w="1417"/>
+          </w:tcPr>
+          <w:p>
+            <w:pPr>
+              <w:jc w:val="center"/>
+            </w:pPr>
+            <w:r/>
+            <w:r>
+              <w:rPr>
+                <w:b/>
+                <w:sz w:val="22"/>
+              </w:rPr>
+              <w:t>42.  B</w:t>
+            </w:r>
+          </w:p>
+        </w:tc>
       </w:tr>
       <w:tr>
         <w:tc>
@@ -4428,6 +5421,24 @@
                 <w:sz w:val="22"/>
               </w:rPr>
               <w:t>33.  C</w:t>
+            </w:r>
+          </w:p>
+        </w:tc>
+        <w:tc>
+          <w:tcPr>
+            <w:tcW w:type="dxa" w:w="1417"/>
+          </w:tcPr>
+          <w:p>
+            <w:pPr>
+              <w:jc w:val="center"/>
+            </w:pPr>
+            <w:r/>
+            <w:r>
+              <w:rPr>
+                <w:b/>
+                <w:sz w:val="22"/>
+              </w:rPr>
+              <w:t>43.  A</w:t>
             </w:r>
           </w:p>
         </w:tc>
@@ -4505,6 +5516,24 @@
             </w:r>
           </w:p>
         </w:tc>
+        <w:tc>
+          <w:tcPr>
+            <w:tcW w:type="dxa" w:w="1417"/>
+          </w:tcPr>
+          <w:p>
+            <w:pPr>
+              <w:jc w:val="center"/>
+            </w:pPr>
+            <w:r/>
+            <w:r>
+              <w:rPr>
+                <w:b/>
+                <w:sz w:val="22"/>
+              </w:rPr>
+              <w:t>44.  D</w:t>
+            </w:r>
+          </w:p>
+        </w:tc>
       </w:tr>
       <w:tr>
         <w:tc>
@@ -4576,6 +5605,24 @@
                 <w:sz w:val="22"/>
               </w:rPr>
               <w:t>35.  D</w:t>
+            </w:r>
+          </w:p>
+        </w:tc>
+        <w:tc>
+          <w:tcPr>
+            <w:tcW w:type="dxa" w:w="1417"/>
+          </w:tcPr>
+          <w:p>
+            <w:pPr>
+              <w:jc w:val="center"/>
+            </w:pPr>
+            <w:r/>
+            <w:r>
+              <w:rPr>
+                <w:b/>
+                <w:sz w:val="22"/>
+              </w:rPr>
+              <w:t>45.  A</w:t>
             </w:r>
           </w:p>
         </w:tc>
@@ -4653,6 +5700,24 @@
             </w:r>
           </w:p>
         </w:tc>
+        <w:tc>
+          <w:tcPr>
+            <w:tcW w:type="dxa" w:w="1417"/>
+          </w:tcPr>
+          <w:p>
+            <w:pPr>
+              <w:jc w:val="center"/>
+            </w:pPr>
+            <w:r/>
+            <w:r>
+              <w:rPr>
+                <w:b/>
+                <w:sz w:val="22"/>
+              </w:rPr>
+              <w:t>46.  C</w:t>
+            </w:r>
+          </w:p>
+        </w:tc>
       </w:tr>
       <w:tr>
         <w:tc>
@@ -4724,6 +5789,24 @@
                 <w:sz w:val="22"/>
               </w:rPr>
               <w:t>37.  A</w:t>
+            </w:r>
+          </w:p>
+        </w:tc>
+        <w:tc>
+          <w:tcPr>
+            <w:tcW w:type="dxa" w:w="1417"/>
+          </w:tcPr>
+          <w:p>
+            <w:pPr>
+              <w:jc w:val="center"/>
+            </w:pPr>
+            <w:r/>
+            <w:r>
+              <w:rPr>
+                <w:b/>
+                <w:sz w:val="22"/>
+              </w:rPr>
+              <w:t>47.  D</w:t>
             </w:r>
           </w:p>
         </w:tc>
@@ -4801,6 +5884,24 @@
             </w:r>
           </w:p>
         </w:tc>
+        <w:tc>
+          <w:tcPr>
+            <w:tcW w:type="dxa" w:w="1417"/>
+          </w:tcPr>
+          <w:p>
+            <w:pPr>
+              <w:jc w:val="center"/>
+            </w:pPr>
+            <w:r/>
+            <w:r>
+              <w:rPr>
+                <w:b/>
+                <w:sz w:val="22"/>
+              </w:rPr>
+              <w:t>48.  A</w:t>
+            </w:r>
+          </w:p>
+        </w:tc>
       </w:tr>
       <w:tr>
         <w:tc>
@@ -4875,6 +5976,24 @@
             </w:r>
           </w:p>
         </w:tc>
+        <w:tc>
+          <w:tcPr>
+            <w:tcW w:type="dxa" w:w="1417"/>
+          </w:tcPr>
+          <w:p>
+            <w:pPr>
+              <w:jc w:val="center"/>
+            </w:pPr>
+            <w:r/>
+            <w:r>
+              <w:rPr>
+                <w:b/>
+                <w:sz w:val="22"/>
+              </w:rPr>
+              <w:t>49.  B</w:t>
+            </w:r>
+          </w:p>
+        </w:tc>
       </w:tr>
       <w:tr>
         <w:tc>
@@ -4946,6 +6065,3963 @@
                 <w:sz w:val="22"/>
               </w:rPr>
               <w:t>40.  B</w:t>
+            </w:r>
+          </w:p>
+        </w:tc>
+        <w:tc>
+          <w:tcPr>
+            <w:tcW w:type="dxa" w:w="1417"/>
+          </w:tcPr>
+          <w:p>
+            <w:pPr>
+              <w:jc w:val="center"/>
+            </w:pPr>
+            <w:r/>
+            <w:r>
+              <w:rPr>
+                <w:b/>
+                <w:sz w:val="22"/>
+              </w:rPr>
+              <w:t>50.  D</w:t>
+            </w:r>
+          </w:p>
+        </w:tc>
+      </w:tr>
+    </w:tbl>
+    <w:p>
+      <w:r>
+        <w:br w:type="page"/>
+      </w:r>
+    </w:p>
+    <w:p>
+      <w:pPr>
+        <w:pStyle w:val="Heading1"/>
+      </w:pPr>
+      <w:r>
+        <w:t>Definiciones: servicios, siglas y términos</w:t>
+      </w:r>
+    </w:p>
+    <w:p>
+      <w:r>
+        <w:t>Todo término que aparece en el examen está definido aquí o en la explicación de alguna de las 50 preguntas.</w:t>
+      </w:r>
+    </w:p>
+    <w:p>
+      <w:pPr>
+        <w:pStyle w:val="Heading2"/>
+      </w:pPr>
+      <w:r>
+        <w:t>Servicios de AWS</w:t>
+      </w:r>
+    </w:p>
+    <w:tbl>
+      <w:tblPr>
+        <w:tblStyle w:val="LightGrid-Accent1"/>
+        <w:tblW w:type="auto" w:w="0"/>
+        <w:tblLook w:firstColumn="1" w:firstRow="1" w:lastColumn="0" w:lastRow="0" w:noHBand="0" w:noVBand="1" w:val="04A0"/>
+      </w:tblPr>
+      <w:tblGrid>
+        <w:gridCol w:w="3213"/>
+        <w:gridCol w:w="3213"/>
+        <w:gridCol w:w="3213"/>
+      </w:tblGrid>
+      <w:tr>
+        <w:tc>
+          <w:tcPr>
+            <w:tcW w:type="dxa" w:w="3213"/>
+          </w:tcPr>
+          <w:p>
+            <w:r>
+              <w:rPr>
+                <w:sz w:val="18"/>
+              </w:rPr>
+              <w:t>Servicio</w:t>
+            </w:r>
+          </w:p>
+        </w:tc>
+        <w:tc>
+          <w:tcPr>
+            <w:tcW w:type="dxa" w:w="3213"/>
+          </w:tcPr>
+          <w:p>
+            <w:r>
+              <w:rPr>
+                <w:sz w:val="18"/>
+              </w:rPr>
+              <w:t>Para qué sirve</w:t>
+            </w:r>
+          </w:p>
+        </w:tc>
+        <w:tc>
+          <w:tcPr>
+            <w:tcW w:type="dxa" w:w="3213"/>
+          </w:tcPr>
+          <w:p>
+            <w:r>
+              <w:rPr>
+                <w:sz w:val="18"/>
+              </w:rPr>
+              <w:t>Ejemplo en URPOnline</w:t>
+            </w:r>
+          </w:p>
+        </w:tc>
+      </w:tr>
+      <w:tr>
+        <w:tc>
+          <w:tcPr>
+            <w:tcW w:type="dxa" w:w="3213"/>
+          </w:tcPr>
+          <w:p>
+            <w:r>
+              <w:rPr>
+                <w:b/>
+                <w:sz w:val="18"/>
+              </w:rPr>
+              <w:t>Amazon VPC</w:t>
+            </w:r>
+          </w:p>
+        </w:tc>
+        <w:tc>
+          <w:tcPr>
+            <w:tcW w:type="dxa" w:w="3213"/>
+          </w:tcPr>
+          <w:p>
+            <w:r>
+              <w:rPr>
+                <w:sz w:val="18"/>
+              </w:rPr>
+              <w:t>Red privada y aislada en AWS donde se ubican los recursos, dividida en subredes.</w:t>
+            </w:r>
+          </w:p>
+        </w:tc>
+        <w:tc>
+          <w:tcPr>
+            <w:tcW w:type="dxa" w:w="3213"/>
+          </w:tcPr>
+          <w:p>
+            <w:r>
+              <w:rPr>
+                <w:sz w:val="18"/>
+              </w:rPr>
+              <w:t>VPC 10.0.0.0/16 de URPOnline con subredes públicas, de aplicación y de datos.</w:t>
+            </w:r>
+          </w:p>
+        </w:tc>
+      </w:tr>
+      <w:tr>
+        <w:tc>
+          <w:tcPr>
+            <w:tcW w:type="dxa" w:w="3213"/>
+          </w:tcPr>
+          <w:p>
+            <w:r>
+              <w:rPr>
+                <w:b/>
+                <w:sz w:val="18"/>
+              </w:rPr>
+              <w:t>Internet Gateway (IGW)</w:t>
+            </w:r>
+          </w:p>
+        </w:tc>
+        <w:tc>
+          <w:tcPr>
+            <w:tcW w:type="dxa" w:w="3213"/>
+          </w:tcPr>
+          <w:p>
+            <w:r>
+              <w:rPr>
+                <w:sz w:val="18"/>
+              </w:rPr>
+              <w:t>Conecta la VPC con Internet; lo usan las subredes públicas.</w:t>
+            </w:r>
+          </w:p>
+        </w:tc>
+        <w:tc>
+          <w:tcPr>
+            <w:tcW w:type="dxa" w:w="3213"/>
+          </w:tcPr>
+          <w:p>
+            <w:r>
+              <w:rPr>
+                <w:sz w:val="18"/>
+              </w:rPr>
+              <w:t>El ALB y los NAT Gateway están en subredes con ruta al IGW.</w:t>
+            </w:r>
+          </w:p>
+        </w:tc>
+      </w:tr>
+      <w:tr>
+        <w:tc>
+          <w:tcPr>
+            <w:tcW w:type="dxa" w:w="3213"/>
+          </w:tcPr>
+          <w:p>
+            <w:r>
+              <w:rPr>
+                <w:b/>
+                <w:sz w:val="18"/>
+              </w:rPr>
+              <w:t>NAT Gateway</w:t>
+            </w:r>
+          </w:p>
+        </w:tc>
+        <w:tc>
+          <w:tcPr>
+            <w:tcW w:type="dxa" w:w="3213"/>
+          </w:tcPr>
+          <w:p>
+            <w:r>
+              <w:rPr>
+                <w:sz w:val="18"/>
+              </w:rPr>
+              <w:t>Da salida a Internet a recursos de subredes privadas, para conexiones iniciadas desde dentro.</w:t>
+            </w:r>
+          </w:p>
+        </w:tc>
+        <w:tc>
+          <w:tcPr>
+            <w:tcW w:type="dxa" w:w="3213"/>
+          </w:tcPr>
+          <w:p>
+            <w:r>
+              <w:rPr>
+                <w:sz w:val="18"/>
+              </w:rPr>
+              <w:t>Las EC2 sin IP pública instalan paquetes con dnf a través del NAT de su zona.</w:t>
+            </w:r>
+          </w:p>
+        </w:tc>
+      </w:tr>
+      <w:tr>
+        <w:tc>
+          <w:tcPr>
+            <w:tcW w:type="dxa" w:w="3213"/>
+          </w:tcPr>
+          <w:p>
+            <w:r>
+              <w:rPr>
+                <w:b/>
+                <w:sz w:val="18"/>
+              </w:rPr>
+              <w:t>Tabla de rutas</w:t>
+            </w:r>
+          </w:p>
+        </w:tc>
+        <w:tc>
+          <w:tcPr>
+            <w:tcW w:type="dxa" w:w="3213"/>
+          </w:tcPr>
+          <w:p>
+            <w:r>
+              <w:rPr>
+                <w:sz w:val="18"/>
+              </w:rPr>
+              <w:t>Indica a dónde se envía el tráfico de una subred según su destino.</w:t>
+            </w:r>
+          </w:p>
+        </w:tc>
+        <w:tc>
+          <w:tcPr>
+            <w:tcW w:type="dxa" w:w="3213"/>
+          </w:tcPr>
+          <w:p>
+            <w:r>
+              <w:rPr>
+                <w:sz w:val="18"/>
+              </w:rPr>
+              <w:t>La subred de aplicación envía 0.0.0.0/0 al NAT Gateway.</w:t>
+            </w:r>
+          </w:p>
+        </w:tc>
+      </w:tr>
+      <w:tr>
+        <w:tc>
+          <w:tcPr>
+            <w:tcW w:type="dxa" w:w="3213"/>
+          </w:tcPr>
+          <w:p>
+            <w:r>
+              <w:rPr>
+                <w:b/>
+                <w:sz w:val="18"/>
+              </w:rPr>
+              <w:t>Amazon EC2</w:t>
+            </w:r>
+          </w:p>
+        </w:tc>
+        <w:tc>
+          <w:tcPr>
+            <w:tcW w:type="dxa" w:w="3213"/>
+          </w:tcPr>
+          <w:p>
+            <w:r>
+              <w:rPr>
+                <w:sz w:val="18"/>
+              </w:rPr>
+              <w:t>Servidores virtuales (instancias) en la nube.</w:t>
+            </w:r>
+          </w:p>
+        </w:tc>
+        <w:tc>
+          <w:tcPr>
+            <w:tcW w:type="dxa" w:w="3213"/>
+          </w:tcPr>
+          <w:p>
+            <w:r>
+              <w:rPr>
+                <w:sz w:val="18"/>
+              </w:rPr>
+              <w:t>Cada EC2 corre Nginx y la aplicación ASP.NET Core.</w:t>
+            </w:r>
+          </w:p>
+        </w:tc>
+      </w:tr>
+      <w:tr>
+        <w:tc>
+          <w:tcPr>
+            <w:tcW w:type="dxa" w:w="3213"/>
+          </w:tcPr>
+          <w:p>
+            <w:r>
+              <w:rPr>
+                <w:b/>
+                <w:sz w:val="18"/>
+              </w:rPr>
+              <w:t>Amazon EC2 Auto Scaling</w:t>
+            </w:r>
+          </w:p>
+        </w:tc>
+        <w:tc>
+          <w:tcPr>
+            <w:tcW w:type="dxa" w:w="3213"/>
+          </w:tcPr>
+          <w:p>
+            <w:r>
+              <w:rPr>
+                <w:sz w:val="18"/>
+              </w:rPr>
+              <w:t>Mantiene la cantidad deseada de EC2 y las reemplaza o aumenta automáticamente.</w:t>
+            </w:r>
+          </w:p>
+        </w:tc>
+        <w:tc>
+          <w:tcPr>
+            <w:tcW w:type="dxa" w:w="3213"/>
+          </w:tcPr>
+          <w:p>
+            <w:r>
+              <w:rPr>
+                <w:sz w:val="18"/>
+              </w:rPr>
+              <w:t>Mantiene 2 EC2, una en AZ-a y otra en AZ-b.</w:t>
+            </w:r>
+          </w:p>
+        </w:tc>
+      </w:tr>
+      <w:tr>
+        <w:tc>
+          <w:tcPr>
+            <w:tcW w:type="dxa" w:w="3213"/>
+          </w:tcPr>
+          <w:p>
+            <w:r>
+              <w:rPr>
+                <w:b/>
+                <w:sz w:val="18"/>
+              </w:rPr>
+              <w:t>Launch Template</w:t>
+            </w:r>
+          </w:p>
+        </w:tc>
+        <w:tc>
+          <w:tcPr>
+            <w:tcW w:type="dxa" w:w="3213"/>
+          </w:tcPr>
+          <w:p>
+            <w:r>
+              <w:rPr>
+                <w:sz w:val="18"/>
+              </w:rPr>
+              <w:t>Plantilla con la configuración para lanzar EC2 (AMI, tipo, rol IAM, Security Group, User Data).</w:t>
+            </w:r>
+          </w:p>
+        </w:tc>
+        <w:tc>
+          <w:tcPr>
+            <w:tcW w:type="dxa" w:w="3213"/>
+          </w:tcPr>
+          <w:p>
+            <w:r>
+              <w:rPr>
+                <w:sz w:val="18"/>
+              </w:rPr>
+              <w:t>Auto Scaling crea cada EC2 de URPOnline a partir de esta plantilla.</w:t>
+            </w:r>
+          </w:p>
+        </w:tc>
+      </w:tr>
+      <w:tr>
+        <w:tc>
+          <w:tcPr>
+            <w:tcW w:type="dxa" w:w="3213"/>
+          </w:tcPr>
+          <w:p>
+            <w:r>
+              <w:rPr>
+                <w:b/>
+                <w:sz w:val="18"/>
+              </w:rPr>
+              <w:t>Application Load Balancer (ALB) y Target Group</w:t>
+            </w:r>
+          </w:p>
+        </w:tc>
+        <w:tc>
+          <w:tcPr>
+            <w:tcW w:type="dxa" w:w="3213"/>
+          </w:tcPr>
+          <w:p>
+            <w:r>
+              <w:rPr>
+                <w:sz w:val="18"/>
+              </w:rPr>
+              <w:t>Reparte el tráfico HTTP/HTTPS entre las instancias registradas en un Target Group, según su health check.</w:t>
+            </w:r>
+          </w:p>
+        </w:tc>
+        <w:tc>
+          <w:tcPr>
+            <w:tcW w:type="dxa" w:w="3213"/>
+          </w:tcPr>
+          <w:p>
+            <w:r>
+              <w:rPr>
+                <w:sz w:val="18"/>
+              </w:rPr>
+              <w:t>Reparte las visitas de la tienda entre las dos EC2.</w:t>
+            </w:r>
+          </w:p>
+        </w:tc>
+      </w:tr>
+      <w:tr>
+        <w:tc>
+          <w:tcPr>
+            <w:tcW w:type="dxa" w:w="3213"/>
+          </w:tcPr>
+          <w:p>
+            <w:r>
+              <w:rPr>
+                <w:b/>
+                <w:sz w:val="18"/>
+              </w:rPr>
+              <w:t>Amazon CloudFront</w:t>
+            </w:r>
+          </w:p>
+        </w:tc>
+        <w:tc>
+          <w:tcPr>
+            <w:tcW w:type="dxa" w:w="3213"/>
+          </w:tcPr>
+          <w:p>
+            <w:r>
+              <w:rPr>
+                <w:sz w:val="18"/>
+              </w:rPr>
+              <w:t>Red de distribución de contenido (CDN) que entrega el sitio y puede dar HTTPS.</w:t>
+            </w:r>
+          </w:p>
+        </w:tc>
+        <w:tc>
+          <w:tcPr>
+            <w:tcW w:type="dxa" w:w="3213"/>
+          </w:tcPr>
+          <w:p>
+            <w:r>
+              <w:rPr>
+                <w:sz w:val="18"/>
+              </w:rPr>
+              <w:t>Delante del ALB, da la dirección https://…cloudfront.net.</w:t>
+            </w:r>
+          </w:p>
+        </w:tc>
+      </w:tr>
+      <w:tr>
+        <w:tc>
+          <w:tcPr>
+            <w:tcW w:type="dxa" w:w="3213"/>
+          </w:tcPr>
+          <w:p>
+            <w:r>
+              <w:rPr>
+                <w:b/>
+                <w:sz w:val="18"/>
+              </w:rPr>
+              <w:t>AWS Certificate Manager (ACM)</w:t>
+            </w:r>
+          </w:p>
+        </w:tc>
+        <w:tc>
+          <w:tcPr>
+            <w:tcW w:type="dxa" w:w="3213"/>
+          </w:tcPr>
+          <w:p>
+            <w:r>
+              <w:rPr>
+                <w:sz w:val="18"/>
+              </w:rPr>
+              <w:t>Emite y renueva certificados para HTTPS.</w:t>
+            </w:r>
+          </w:p>
+        </w:tc>
+        <w:tc>
+          <w:tcPr>
+            <w:tcW w:type="dxa" w:w="3213"/>
+          </w:tcPr>
+          <w:p>
+            <w:r>
+              <w:rPr>
+                <w:sz w:val="18"/>
+              </w:rPr>
+              <w:t>Certificado para un dominio propio de la tienda.</w:t>
+            </w:r>
+          </w:p>
+        </w:tc>
+      </w:tr>
+      <w:tr>
+        <w:tc>
+          <w:tcPr>
+            <w:tcW w:type="dxa" w:w="3213"/>
+          </w:tcPr>
+          <w:p>
+            <w:r>
+              <w:rPr>
+                <w:b/>
+                <w:sz w:val="18"/>
+              </w:rPr>
+              <w:t>Amazon Route 53</w:t>
+            </w:r>
+          </w:p>
+        </w:tc>
+        <w:tc>
+          <w:tcPr>
+            <w:tcW w:type="dxa" w:w="3213"/>
+          </w:tcPr>
+          <w:p>
+            <w:r>
+              <w:rPr>
+                <w:sz w:val="18"/>
+              </w:rPr>
+              <w:t>Servicio de DNS de AWS (registros como CNAME).</w:t>
+            </w:r>
+          </w:p>
+        </w:tc>
+        <w:tc>
+          <w:tcPr>
+            <w:tcW w:type="dxa" w:w="3213"/>
+          </w:tcPr>
+          <w:p>
+            <w:r>
+              <w:rPr>
+                <w:sz w:val="18"/>
+              </w:rPr>
+              <w:t>Componente en evaluación, aún no desplegado.</w:t>
+            </w:r>
+          </w:p>
+        </w:tc>
+      </w:tr>
+      <w:tr>
+        <w:tc>
+          <w:tcPr>
+            <w:tcW w:type="dxa" w:w="3213"/>
+          </w:tcPr>
+          <w:p>
+            <w:r>
+              <w:rPr>
+                <w:b/>
+                <w:sz w:val="18"/>
+              </w:rPr>
+              <w:t>AWS WAF y AWS Shield</w:t>
+            </w:r>
+          </w:p>
+        </w:tc>
+        <w:tc>
+          <w:tcPr>
+            <w:tcW w:type="dxa" w:w="3213"/>
+          </w:tcPr>
+          <w:p>
+            <w:r>
+              <w:rPr>
+                <w:sz w:val="18"/>
+              </w:rPr>
+              <w:t>WAF filtra peticiones web; Shield protege contra ataques de denegación de servicio.</w:t>
+            </w:r>
+          </w:p>
+        </w:tc>
+        <w:tc>
+          <w:tcPr>
+            <w:tcW w:type="dxa" w:w="3213"/>
+          </w:tcPr>
+          <w:p>
+            <w:r>
+              <w:rPr>
+                <w:sz w:val="18"/>
+              </w:rPr>
+              <w:t>Componentes en evaluación para proteger la tienda.</w:t>
+            </w:r>
+          </w:p>
+        </w:tc>
+      </w:tr>
+      <w:tr>
+        <w:tc>
+          <w:tcPr>
+            <w:tcW w:type="dxa" w:w="3213"/>
+          </w:tcPr>
+          <w:p>
+            <w:r>
+              <w:rPr>
+                <w:b/>
+                <w:sz w:val="18"/>
+              </w:rPr>
+              <w:t>Amazon RDS (PostgreSQL)</w:t>
+            </w:r>
+          </w:p>
+        </w:tc>
+        <w:tc>
+          <w:tcPr>
+            <w:tcW w:type="dxa" w:w="3213"/>
+          </w:tcPr>
+          <w:p>
+            <w:r>
+              <w:rPr>
+                <w:sz w:val="18"/>
+              </w:rPr>
+              <w:t>Base de datos relacional administrada por AWS.</w:t>
+            </w:r>
+          </w:p>
+        </w:tc>
+        <w:tc>
+          <w:tcPr>
+            <w:tcW w:type="dxa" w:w="3213"/>
+          </w:tcPr>
+          <w:p>
+            <w:r>
+              <w:rPr>
+                <w:sz w:val="18"/>
+              </w:rPr>
+              <w:t>Guarda pedidos, stock y pagos; con pgvector, la búsqueda semántica.</w:t>
+            </w:r>
+          </w:p>
+        </w:tc>
+      </w:tr>
+      <w:tr>
+        <w:tc>
+          <w:tcPr>
+            <w:tcW w:type="dxa" w:w="3213"/>
+          </w:tcPr>
+          <w:p>
+            <w:r>
+              <w:rPr>
+                <w:b/>
+                <w:sz w:val="18"/>
+              </w:rPr>
+              <w:t>pgvector (extensión de PostgreSQL en Amazon RDS)</w:t>
+            </w:r>
+          </w:p>
+        </w:tc>
+        <w:tc>
+          <w:tcPr>
+            <w:tcW w:type="dxa" w:w="3213"/>
+          </w:tcPr>
+          <w:p>
+            <w:r>
+              <w:rPr>
+                <w:sz w:val="18"/>
+              </w:rPr>
+              <w:t>Permite guardar vectores en PostgreSQL y buscar los más parecidos; es la base de la búsqueda semántica.</w:t>
+            </w:r>
+          </w:p>
+        </w:tc>
+        <w:tc>
+          <w:tcPr>
+            <w:tcW w:type="dxa" w:w="3213"/>
+          </w:tcPr>
+          <w:p>
+            <w:r>
+              <w:rPr>
+                <w:sz w:val="18"/>
+              </w:rPr>
+              <w:t>La tabla ProductEmbeddings guarda el vector de cada producto.</w:t>
+            </w:r>
+          </w:p>
+        </w:tc>
+      </w:tr>
+      <w:tr>
+        <w:tc>
+          <w:tcPr>
+            <w:tcW w:type="dxa" w:w="3213"/>
+          </w:tcPr>
+          <w:p>
+            <w:r>
+              <w:rPr>
+                <w:b/>
+                <w:sz w:val="18"/>
+              </w:rPr>
+              <w:t>Amazon ElastiCache (Redis)</w:t>
+            </w:r>
+          </w:p>
+        </w:tc>
+        <w:tc>
+          <w:tcPr>
+            <w:tcW w:type="dxa" w:w="3213"/>
+          </w:tcPr>
+          <w:p>
+            <w:r>
+              <w:rPr>
+                <w:sz w:val="18"/>
+              </w:rPr>
+              <w:t>Almacén en memoria administrado, muy rápido.</w:t>
+            </w:r>
+          </w:p>
+        </w:tc>
+        <w:tc>
+          <w:tcPr>
+            <w:tcW w:type="dxa" w:w="3213"/>
+          </w:tcPr>
+          <w:p>
+            <w:r>
+              <w:rPr>
+                <w:sz w:val="18"/>
+              </w:rPr>
+              <w:t>Guarda la sesión y el carrito compartidos entre las EC2.</w:t>
+            </w:r>
+          </w:p>
+        </w:tc>
+      </w:tr>
+      <w:tr>
+        <w:tc>
+          <w:tcPr>
+            <w:tcW w:type="dxa" w:w="3213"/>
+          </w:tcPr>
+          <w:p>
+            <w:r>
+              <w:rPr>
+                <w:b/>
+                <w:sz w:val="18"/>
+              </w:rPr>
+              <w:t>Amazon S3</w:t>
+            </w:r>
+          </w:p>
+        </w:tc>
+        <w:tc>
+          <w:tcPr>
+            <w:tcW w:type="dxa" w:w="3213"/>
+          </w:tcPr>
+          <w:p>
+            <w:r>
+              <w:rPr>
+                <w:sz w:val="18"/>
+              </w:rPr>
+              <w:t>Almacenamiento de objetos (archivos).</w:t>
+            </w:r>
+          </w:p>
+        </w:tc>
+        <w:tc>
+          <w:tcPr>
+            <w:tcW w:type="dxa" w:w="3213"/>
+          </w:tcPr>
+          <w:p>
+            <w:r>
+              <w:rPr>
+                <w:sz w:val="18"/>
+              </w:rPr>
+              <w:t>Guarda el ZIP de cada versión de la aplicación y el archivo del catálogo.</w:t>
+            </w:r>
+          </w:p>
+        </w:tc>
+      </w:tr>
+      <w:tr>
+        <w:tc>
+          <w:tcPr>
+            <w:tcW w:type="dxa" w:w="3213"/>
+          </w:tcPr>
+          <w:p>
+            <w:r>
+              <w:rPr>
+                <w:b/>
+                <w:sz w:val="18"/>
+              </w:rPr>
+              <w:t>VPC Endpoint (Gateway e Interface)</w:t>
+            </w:r>
+          </w:p>
+        </w:tc>
+        <w:tc>
+          <w:tcPr>
+            <w:tcW w:type="dxa" w:w="3213"/>
+          </w:tcPr>
+          <w:p>
+            <w:r>
+              <w:rPr>
+                <w:sz w:val="18"/>
+              </w:rPr>
+              <w:t>Acceso privado desde la VPC a servicios de AWS sin pasar por Internet.</w:t>
+            </w:r>
+          </w:p>
+        </w:tc>
+        <w:tc>
+          <w:tcPr>
+            <w:tcW w:type="dxa" w:w="3213"/>
+          </w:tcPr>
+          <w:p>
+            <w:r>
+              <w:rPr>
+                <w:sz w:val="18"/>
+              </w:rPr>
+              <w:t>Las EC2 llegan a S3 por la red de AWS.</w:t>
+            </w:r>
+          </w:p>
+        </w:tc>
+      </w:tr>
+      <w:tr>
+        <w:tc>
+          <w:tcPr>
+            <w:tcW w:type="dxa" w:w="3213"/>
+          </w:tcPr>
+          <w:p>
+            <w:r>
+              <w:rPr>
+                <w:b/>
+                <w:sz w:val="18"/>
+              </w:rPr>
+              <w:t>AWS Secrets Manager</w:t>
+            </w:r>
+          </w:p>
+        </w:tc>
+        <w:tc>
+          <w:tcPr>
+            <w:tcW w:type="dxa" w:w="3213"/>
+          </w:tcPr>
+          <w:p>
+            <w:r>
+              <w:rPr>
+                <w:sz w:val="18"/>
+              </w:rPr>
+              <w:t>Guarda secretos cifrados (contraseñas, tokens) y los entrega a quien tiene permiso.</w:t>
+            </w:r>
+          </w:p>
+        </w:tc>
+        <w:tc>
+          <w:tcPr>
+            <w:tcW w:type="dxa" w:w="3213"/>
+          </w:tcPr>
+          <w:p>
+            <w:r>
+              <w:rPr>
+                <w:sz w:val="18"/>
+              </w:rPr>
+              <w:t>Guarda la contraseña de RDS.</w:t>
+            </w:r>
+          </w:p>
+        </w:tc>
+      </w:tr>
+      <w:tr>
+        <w:tc>
+          <w:tcPr>
+            <w:tcW w:type="dxa" w:w="3213"/>
+          </w:tcPr>
+          <w:p>
+            <w:r>
+              <w:rPr>
+                <w:b/>
+                <w:sz w:val="18"/>
+              </w:rPr>
+              <w:t>AWS IAM</w:t>
+            </w:r>
+          </w:p>
+        </w:tc>
+        <w:tc>
+          <w:tcPr>
+            <w:tcW w:type="dxa" w:w="3213"/>
+          </w:tcPr>
+          <w:p>
+            <w:r>
+              <w:rPr>
+                <w:sz w:val="18"/>
+              </w:rPr>
+              <w:t>Controla quién puede hacer qué en AWS mediante usuarios, roles y políticas.</w:t>
+            </w:r>
+          </w:p>
+        </w:tc>
+        <w:tc>
+          <w:tcPr>
+            <w:tcW w:type="dxa" w:w="3213"/>
+          </w:tcPr>
+          <w:p>
+            <w:r>
+              <w:rPr>
+                <w:sz w:val="18"/>
+              </w:rPr>
+              <w:t>El rol de las EC2 les da permiso solo sobre lo que usan.</w:t>
+            </w:r>
+          </w:p>
+        </w:tc>
+      </w:tr>
+      <w:tr>
+        <w:tc>
+          <w:tcPr>
+            <w:tcW w:type="dxa" w:w="3213"/>
+          </w:tcPr>
+          <w:p>
+            <w:r>
+              <w:rPr>
+                <w:b/>
+                <w:sz w:val="18"/>
+              </w:rPr>
+              <w:t>AWS Systems Manager Session Manager</w:t>
+            </w:r>
+          </w:p>
+        </w:tc>
+        <w:tc>
+          <w:tcPr>
+            <w:tcW w:type="dxa" w:w="3213"/>
+          </w:tcPr>
+          <w:p>
+            <w:r>
+              <w:rPr>
+                <w:sz w:val="18"/>
+              </w:rPr>
+              <w:t>Abre una terminal en una EC2 desde la consola o la CLI, autenticada con IAM.</w:t>
+            </w:r>
+          </w:p>
+        </w:tc>
+        <w:tc>
+          <w:tcPr>
+            <w:tcW w:type="dxa" w:w="3213"/>
+          </w:tcPr>
+          <w:p>
+            <w:r>
+              <w:rPr>
+                <w:sz w:val="18"/>
+              </w:rPr>
+              <w:t>Entrar a una EC2 privada para revisar el servicio de la tienda.</w:t>
+            </w:r>
+          </w:p>
+        </w:tc>
+      </w:tr>
+      <w:tr>
+        <w:tc>
+          <w:tcPr>
+            <w:tcW w:type="dxa" w:w="3213"/>
+          </w:tcPr>
+          <w:p>
+            <w:r>
+              <w:rPr>
+                <w:b/>
+                <w:sz w:val="18"/>
+              </w:rPr>
+              <w:t>Amazon CloudWatch</w:t>
+            </w:r>
+          </w:p>
+        </w:tc>
+        <w:tc>
+          <w:tcPr>
+            <w:tcW w:type="dxa" w:w="3213"/>
+          </w:tcPr>
+          <w:p>
+            <w:r>
+              <w:rPr>
+                <w:sz w:val="18"/>
+              </w:rPr>
+              <w:t>Métricas, logs, alarmas y dashboards de los recursos y de la aplicación.</w:t>
+            </w:r>
+          </w:p>
+        </w:tc>
+        <w:tc>
+          <w:tcPr>
+            <w:tcW w:type="dxa" w:w="3213"/>
+          </w:tcPr>
+          <w:p>
+            <w:r>
+              <w:rPr>
+                <w:sz w:val="18"/>
+              </w:rPr>
+              <w:t>Dashboard con pedidos, ventas, CPU y errores de la tienda.</w:t>
+            </w:r>
+          </w:p>
+        </w:tc>
+      </w:tr>
+      <w:tr>
+        <w:tc>
+          <w:tcPr>
+            <w:tcW w:type="dxa" w:w="3213"/>
+          </w:tcPr>
+          <w:p>
+            <w:r>
+              <w:rPr>
+                <w:b/>
+                <w:sz w:val="18"/>
+              </w:rPr>
+              <w:t>VPC Flow Logs</w:t>
+            </w:r>
+          </w:p>
+        </w:tc>
+        <w:tc>
+          <w:tcPr>
+            <w:tcW w:type="dxa" w:w="3213"/>
+          </w:tcPr>
+          <w:p>
+            <w:r>
+              <w:rPr>
+                <w:sz w:val="18"/>
+              </w:rPr>
+              <w:t>Registra las conexiones de red de la VPC (origen, destino, puerto, aceptada o rechazada).</w:t>
+            </w:r>
+          </w:p>
+        </w:tc>
+        <w:tc>
+          <w:tcPr>
+            <w:tcW w:type="dxa" w:w="3213"/>
+          </w:tcPr>
+          <w:p>
+            <w:r>
+              <w:rPr>
+                <w:sz w:val="18"/>
+              </w:rPr>
+              <w:t>Ver las conexiones hacia la subred de datos.</w:t>
+            </w:r>
+          </w:p>
+        </w:tc>
+      </w:tr>
+      <w:tr>
+        <w:tc>
+          <w:tcPr>
+            <w:tcW w:type="dxa" w:w="3213"/>
+          </w:tcPr>
+          <w:p>
+            <w:r>
+              <w:rPr>
+                <w:b/>
+                <w:sz w:val="18"/>
+              </w:rPr>
+              <w:t>VPC Reachability Analyzer</w:t>
+            </w:r>
+          </w:p>
+        </w:tc>
+        <w:tc>
+          <w:tcPr>
+            <w:tcW w:type="dxa" w:w="3213"/>
+          </w:tcPr>
+          <w:p>
+            <w:r>
+              <w:rPr>
+                <w:sz w:val="18"/>
+              </w:rPr>
+              <w:t>Analiza la configuración de red entre un origen y un destino.</w:t>
+            </w:r>
+          </w:p>
+        </w:tc>
+        <w:tc>
+          <w:tcPr>
+            <w:tcW w:type="dxa" w:w="3213"/>
+          </w:tcPr>
+          <w:p>
+            <w:r>
+              <w:rPr>
+                <w:sz w:val="18"/>
+              </w:rPr>
+              <w:t>Analizar el camino entre Internet y RDS.</w:t>
+            </w:r>
+          </w:p>
+        </w:tc>
+      </w:tr>
+      <w:tr>
+        <w:tc>
+          <w:tcPr>
+            <w:tcW w:type="dxa" w:w="3213"/>
+          </w:tcPr>
+          <w:p>
+            <w:r>
+              <w:rPr>
+                <w:b/>
+                <w:sz w:val="18"/>
+              </w:rPr>
+              <w:t>AWS CloudTrail</w:t>
+            </w:r>
+          </w:p>
+        </w:tc>
+        <w:tc>
+          <w:tcPr>
+            <w:tcW w:type="dxa" w:w="3213"/>
+          </w:tcPr>
+          <w:p>
+            <w:r>
+              <w:rPr>
+                <w:sz w:val="18"/>
+              </w:rPr>
+              <w:t>Registra las acciones realizadas en la cuenta de AWS.</w:t>
+            </w:r>
+          </w:p>
+        </w:tc>
+        <w:tc>
+          <w:tcPr>
+            <w:tcW w:type="dxa" w:w="3213"/>
+          </w:tcPr>
+          <w:p>
+            <w:r>
+              <w:rPr>
+                <w:sz w:val="18"/>
+              </w:rPr>
+              <w:t>Auditar cambios en la cuenta del laboratorio.</w:t>
+            </w:r>
+          </w:p>
+        </w:tc>
+      </w:tr>
+      <w:tr>
+        <w:tc>
+          <w:tcPr>
+            <w:tcW w:type="dxa" w:w="3213"/>
+          </w:tcPr>
+          <w:p>
+            <w:r>
+              <w:rPr>
+                <w:b/>
+                <w:sz w:val="18"/>
+              </w:rPr>
+              <w:t>Amazon SNS</w:t>
+            </w:r>
+          </w:p>
+        </w:tc>
+        <w:tc>
+          <w:tcPr>
+            <w:tcW w:type="dxa" w:w="3213"/>
+          </w:tcPr>
+          <w:p>
+            <w:r>
+              <w:rPr>
+                <w:sz w:val="18"/>
+              </w:rPr>
+              <w:t>Envía notificaciones (correo, SMS) a los suscriptores de un tema.</w:t>
+            </w:r>
+          </w:p>
+        </w:tc>
+        <w:tc>
+          <w:tcPr>
+            <w:tcW w:type="dxa" w:w="3213"/>
+          </w:tcPr>
+          <w:p>
+            <w:r>
+              <w:rPr>
+                <w:sz w:val="18"/>
+              </w:rPr>
+              <w:t>Avisar al equipo por correo.</w:t>
+            </w:r>
+          </w:p>
+        </w:tc>
+      </w:tr>
+      <w:tr>
+        <w:tc>
+          <w:tcPr>
+            <w:tcW w:type="dxa" w:w="3213"/>
+          </w:tcPr>
+          <w:p>
+            <w:r>
+              <w:rPr>
+                <w:b/>
+                <w:sz w:val="18"/>
+              </w:rPr>
+              <w:t>AWS CloudFormation</w:t>
+            </w:r>
+          </w:p>
+        </w:tc>
+        <w:tc>
+          <w:tcPr>
+            <w:tcW w:type="dxa" w:w="3213"/>
+          </w:tcPr>
+          <w:p>
+            <w:r>
+              <w:rPr>
+                <w:sz w:val="18"/>
+              </w:rPr>
+              <w:t>Crea y actualiza la infraestructura a partir de una plantilla (YAML).</w:t>
+            </w:r>
+          </w:p>
+        </w:tc>
+        <w:tc>
+          <w:tcPr>
+            <w:tcW w:type="dxa" w:w="3213"/>
+          </w:tcPr>
+          <w:p>
+            <w:r>
+              <w:rPr>
+                <w:sz w:val="18"/>
+              </w:rPr>
+              <w:t>La plantilla que crea toda la infraestructura de URPOnline.</w:t>
+            </w:r>
+          </w:p>
+        </w:tc>
+      </w:tr>
+      <w:tr>
+        <w:tc>
+          <w:tcPr>
+            <w:tcW w:type="dxa" w:w="3213"/>
+          </w:tcPr>
+          <w:p>
+            <w:r>
+              <w:rPr>
+                <w:b/>
+                <w:sz w:val="18"/>
+              </w:rPr>
+              <w:t>AWS SDK</w:t>
+            </w:r>
+          </w:p>
+        </w:tc>
+        <w:tc>
+          <w:tcPr>
+            <w:tcW w:type="dxa" w:w="3213"/>
+          </w:tcPr>
+          <w:p>
+            <w:r>
+              <w:rPr>
+                <w:sz w:val="18"/>
+              </w:rPr>
+              <w:t>Librerías para que una aplicación use servicios de AWS desde su código.</w:t>
+            </w:r>
+          </w:p>
+        </w:tc>
+        <w:tc>
+          <w:tcPr>
+            <w:tcW w:type="dxa" w:w="3213"/>
+          </w:tcPr>
+          <w:p>
+            <w:r>
+              <w:rPr>
+                <w:sz w:val="18"/>
+              </w:rPr>
+              <w:t>La tienda en C# lee secretos y publica métricas.</w:t>
+            </w:r>
+          </w:p>
+        </w:tc>
+      </w:tr>
+      <w:tr>
+        <w:tc>
+          <w:tcPr>
+            <w:tcW w:type="dxa" w:w="3213"/>
+          </w:tcPr>
+          <w:p>
+            <w:r>
+              <w:rPr>
+                <w:b/>
+                <w:sz w:val="18"/>
+              </w:rPr>
+              <w:t>AWS Cost Explorer, AWS Budgets y Cost Anomaly Detection</w:t>
+            </w:r>
+          </w:p>
+        </w:tc>
+        <w:tc>
+          <w:tcPr>
+            <w:tcW w:type="dxa" w:w="3213"/>
+          </w:tcPr>
+          <w:p>
+            <w:r>
+              <w:rPr>
+                <w:sz w:val="18"/>
+              </w:rPr>
+              <w:t>Ver el gasto por servicio, avisar al pasar un monto y detectar gastos inusuales.</w:t>
+            </w:r>
+          </w:p>
+        </w:tc>
+        <w:tc>
+          <w:tcPr>
+            <w:tcW w:type="dxa" w:w="3213"/>
+          </w:tcPr>
+          <w:p>
+            <w:r>
+              <w:rPr>
+                <w:sz w:val="18"/>
+              </w:rPr>
+              <w:t>Controlar el costo del laboratorio.</w:t>
+            </w:r>
+          </w:p>
+        </w:tc>
+      </w:tr>
+    </w:tbl>
+    <w:p>
+      <w:pPr>
+        <w:pStyle w:val="Heading2"/>
+      </w:pPr>
+      <w:r>
+        <w:t>Siglas y términos</w:t>
+      </w:r>
+    </w:p>
+    <w:tbl>
+      <w:tblPr>
+        <w:tblStyle w:val="LightGrid-Accent1"/>
+        <w:tblW w:type="auto" w:w="0"/>
+        <w:tblLook w:firstColumn="1" w:firstRow="1" w:lastColumn="0" w:lastRow="0" w:noHBand="0" w:noVBand="1" w:val="04A0"/>
+      </w:tblPr>
+      <w:tblGrid>
+        <w:gridCol w:w="3213"/>
+        <w:gridCol w:w="3213"/>
+        <w:gridCol w:w="3213"/>
+      </w:tblGrid>
+      <w:tr>
+        <w:tc>
+          <w:tcPr>
+            <w:tcW w:type="dxa" w:w="3213"/>
+          </w:tcPr>
+          <w:p>
+            <w:r>
+              <w:rPr>
+                <w:sz w:val="18"/>
+              </w:rPr>
+              <w:t>Sigla o término</w:t>
+            </w:r>
+          </w:p>
+        </w:tc>
+        <w:tc>
+          <w:tcPr>
+            <w:tcW w:type="dxa" w:w="3213"/>
+          </w:tcPr>
+          <w:p>
+            <w:r>
+              <w:rPr>
+                <w:sz w:val="18"/>
+              </w:rPr>
+              <w:t>Qué significa</w:t>
+            </w:r>
+          </w:p>
+        </w:tc>
+        <w:tc>
+          <w:tcPr>
+            <w:tcW w:type="dxa" w:w="3213"/>
+          </w:tcPr>
+          <w:p>
+            <w:r>
+              <w:rPr>
+                <w:sz w:val="18"/>
+              </w:rPr>
+              <w:t>Ejemplo en URPOnline</w:t>
+            </w:r>
+          </w:p>
+        </w:tc>
+      </w:tr>
+      <w:tr>
+        <w:tc>
+          <w:tcPr>
+            <w:tcW w:type="dxa" w:w="3213"/>
+          </w:tcPr>
+          <w:p>
+            <w:r>
+              <w:rPr>
+                <w:b/>
+                <w:sz w:val="18"/>
+              </w:rPr>
+              <w:t>AZ (zona de disponibilidad)</w:t>
+            </w:r>
+          </w:p>
+        </w:tc>
+        <w:tc>
+          <w:tcPr>
+            <w:tcW w:type="dxa" w:w="3213"/>
+          </w:tcPr>
+          <w:p>
+            <w:r>
+              <w:rPr>
+                <w:sz w:val="18"/>
+              </w:rPr>
+              <w:t>Centro de datos independiente dentro de una región de AWS.</w:t>
+            </w:r>
+          </w:p>
+        </w:tc>
+        <w:tc>
+          <w:tcPr>
+            <w:tcW w:type="dxa" w:w="3213"/>
+          </w:tcPr>
+          <w:p>
+            <w:r>
+              <w:rPr>
+                <w:sz w:val="18"/>
+              </w:rPr>
+              <w:t>AZ-a y AZ-b en Ohio (us-east-2).</w:t>
+            </w:r>
+          </w:p>
+        </w:tc>
+      </w:tr>
+      <w:tr>
+        <w:tc>
+          <w:tcPr>
+            <w:tcW w:type="dxa" w:w="3213"/>
+          </w:tcPr>
+          <w:p>
+            <w:r>
+              <w:rPr>
+                <w:b/>
+                <w:sz w:val="18"/>
+              </w:rPr>
+              <w:t>10.0.0.0/16 (CIDR)</w:t>
+            </w:r>
+          </w:p>
+        </w:tc>
+        <w:tc>
+          <w:tcPr>
+            <w:tcW w:type="dxa" w:w="3213"/>
+          </w:tcPr>
+          <w:p>
+            <w:r>
+              <w:rPr>
+                <w:sz w:val="18"/>
+              </w:rPr>
+              <w:t>Notación de un rango de direcciones IP.</w:t>
+            </w:r>
+          </w:p>
+        </w:tc>
+        <w:tc>
+          <w:tcPr>
+            <w:tcW w:type="dxa" w:w="3213"/>
+          </w:tcPr>
+          <w:p>
+            <w:r>
+              <w:rPr>
+                <w:sz w:val="18"/>
+              </w:rPr>
+              <w:t>Rango de la VPC; 10.0.11.0/24 es una subred de aplicación.</w:t>
+            </w:r>
+          </w:p>
+        </w:tc>
+      </w:tr>
+      <w:tr>
+        <w:tc>
+          <w:tcPr>
+            <w:tcW w:type="dxa" w:w="3213"/>
+          </w:tcPr>
+          <w:p>
+            <w:r>
+              <w:rPr>
+                <w:b/>
+                <w:sz w:val="18"/>
+              </w:rPr>
+              <w:t>0.0.0.0/0</w:t>
+            </w:r>
+          </w:p>
+        </w:tc>
+        <w:tc>
+          <w:tcPr>
+            <w:tcW w:type="dxa" w:w="3213"/>
+          </w:tcPr>
+          <w:p>
+            <w:r>
+              <w:rPr>
+                <w:sz w:val="18"/>
+              </w:rPr>
+              <w:t>Ruta por defecto: todas las direcciones IPv4.</w:t>
+            </w:r>
+          </w:p>
+        </w:tc>
+        <w:tc>
+          <w:tcPr>
+            <w:tcW w:type="dxa" w:w="3213"/>
+          </w:tcPr>
+          <w:p>
+            <w:r>
+              <w:rPr>
+                <w:sz w:val="18"/>
+              </w:rPr>
+              <w:t>Ruta de salida de la subred de aplicación.</w:t>
+            </w:r>
+          </w:p>
+        </w:tc>
+      </w:tr>
+      <w:tr>
+        <w:tc>
+          <w:tcPr>
+            <w:tcW w:type="dxa" w:w="3213"/>
+          </w:tcPr>
+          <w:p>
+            <w:r>
+              <w:rPr>
+                <w:b/>
+                <w:sz w:val="18"/>
+              </w:rPr>
+              <w:t>Subred pública / privada</w:t>
+            </w:r>
+          </w:p>
+        </w:tc>
+        <w:tc>
+          <w:tcPr>
+            <w:tcW w:type="dxa" w:w="3213"/>
+          </w:tcPr>
+          <w:p>
+            <w:r>
+              <w:rPr>
+                <w:sz w:val="18"/>
+              </w:rPr>
+              <w:t>Una tiene ruta al Internet Gateway; la otra no.</w:t>
+            </w:r>
+          </w:p>
+        </w:tc>
+        <w:tc>
+          <w:tcPr>
+            <w:tcW w:type="dxa" w:w="3213"/>
+          </w:tcPr>
+          <w:p>
+            <w:r>
+              <w:rPr>
+                <w:sz w:val="18"/>
+              </w:rPr>
+              <w:t>El ALB está en una pública; las EC2, en una privada.</w:t>
+            </w:r>
+          </w:p>
+        </w:tc>
+      </w:tr>
+      <w:tr>
+        <w:tc>
+          <w:tcPr>
+            <w:tcW w:type="dxa" w:w="3213"/>
+          </w:tcPr>
+          <w:p>
+            <w:r>
+              <w:rPr>
+                <w:b/>
+                <w:sz w:val="18"/>
+              </w:rPr>
+              <w:t>IP pública / privada</w:t>
+            </w:r>
+          </w:p>
+        </w:tc>
+        <w:tc>
+          <w:tcPr>
+            <w:tcW w:type="dxa" w:w="3213"/>
+          </w:tcPr>
+          <w:p>
+            <w:r>
+              <w:rPr>
+                <w:sz w:val="18"/>
+              </w:rPr>
+              <w:t>Dirección alcanzable desde Internet / solo dentro de la VPC.</w:t>
+            </w:r>
+          </w:p>
+        </w:tc>
+        <w:tc>
+          <w:tcPr>
+            <w:tcW w:type="dxa" w:w="3213"/>
+          </w:tcPr>
+          <w:p>
+            <w:r>
+              <w:rPr>
+                <w:sz w:val="18"/>
+              </w:rPr>
+              <w:t>Las EC2 de URPOnline solo tienen IP privada.</w:t>
+            </w:r>
+          </w:p>
+        </w:tc>
+      </w:tr>
+      <w:tr>
+        <w:tc>
+          <w:tcPr>
+            <w:tcW w:type="dxa" w:w="3213"/>
+          </w:tcPr>
+          <w:p>
+            <w:r>
+              <w:rPr>
+                <w:b/>
+                <w:sz w:val="18"/>
+              </w:rPr>
+              <w:t>SG (Security Group)</w:t>
+            </w:r>
+          </w:p>
+        </w:tc>
+        <w:tc>
+          <w:tcPr>
+            <w:tcW w:type="dxa" w:w="3213"/>
+          </w:tcPr>
+          <w:p>
+            <w:r>
+              <w:rPr>
+                <w:sz w:val="18"/>
+              </w:rPr>
+              <w:t>Firewall que se asocia a un recurso (EC2, RDS, ALB).</w:t>
+            </w:r>
+          </w:p>
+        </w:tc>
+        <w:tc>
+          <w:tcPr>
+            <w:tcW w:type="dxa" w:w="3213"/>
+          </w:tcPr>
+          <w:p>
+            <w:r>
+              <w:rPr>
+                <w:sz w:val="18"/>
+              </w:rPr>
+              <w:t>El SG de RDS controla quién llega al puerto 5432.</w:t>
+            </w:r>
+          </w:p>
+        </w:tc>
+      </w:tr>
+      <w:tr>
+        <w:tc>
+          <w:tcPr>
+            <w:tcW w:type="dxa" w:w="3213"/>
+          </w:tcPr>
+          <w:p>
+            <w:r>
+              <w:rPr>
+                <w:b/>
+                <w:sz w:val="18"/>
+              </w:rPr>
+              <w:t>NACL</w:t>
+            </w:r>
+          </w:p>
+        </w:tc>
+        <w:tc>
+          <w:tcPr>
+            <w:tcW w:type="dxa" w:w="3213"/>
+          </w:tcPr>
+          <w:p>
+            <w:r>
+              <w:rPr>
+                <w:sz w:val="18"/>
+              </w:rPr>
+              <w:t>Lista de control de acceso de red, asociada a una subred.</w:t>
+            </w:r>
+          </w:p>
+        </w:tc>
+        <w:tc>
+          <w:tcPr>
+            <w:tcW w:type="dxa" w:w="3213"/>
+          </w:tcPr>
+          <w:p>
+            <w:r>
+              <w:rPr>
+                <w:sz w:val="18"/>
+              </w:rPr>
+              <w:t>La NACL de la subred de datos.</w:t>
+            </w:r>
+          </w:p>
+        </w:tc>
+      </w:tr>
+      <w:tr>
+        <w:tc>
+          <w:tcPr>
+            <w:tcW w:type="dxa" w:w="3213"/>
+          </w:tcPr>
+          <w:p>
+            <w:r>
+              <w:rPr>
+                <w:b/>
+                <w:sz w:val="18"/>
+              </w:rPr>
+              <w:t>Stateful / stateless</w:t>
+            </w:r>
+          </w:p>
+        </w:tc>
+        <w:tc>
+          <w:tcPr>
+            <w:tcW w:type="dxa" w:w="3213"/>
+          </w:tcPr>
+          <w:p>
+            <w:r>
+              <w:rPr>
+                <w:sz w:val="18"/>
+              </w:rPr>
+              <w:t>Recuerda las conexiones y deja pasar la respuesta / no las recuerda.</w:t>
+            </w:r>
+          </w:p>
+        </w:tc>
+        <w:tc>
+          <w:tcPr>
+            <w:tcW w:type="dxa" w:w="3213"/>
+          </w:tcPr>
+          <w:p>
+            <w:r>
+              <w:rPr>
+                <w:sz w:val="18"/>
+              </w:rPr>
+              <w:t>Se usa para comparar SG y NACL.</w:t>
+            </w:r>
+          </w:p>
+        </w:tc>
+      </w:tr>
+      <w:tr>
+        <w:tc>
+          <w:tcPr>
+            <w:tcW w:type="dxa" w:w="3213"/>
+          </w:tcPr>
+          <w:p>
+            <w:r>
+              <w:rPr>
+                <w:b/>
+                <w:sz w:val="18"/>
+              </w:rPr>
+              <w:t>Puertos efímeros (1024-65535)</w:t>
+            </w:r>
+          </w:p>
+        </w:tc>
+        <w:tc>
+          <w:tcPr>
+            <w:tcW w:type="dxa" w:w="3213"/>
+          </w:tcPr>
+          <w:p>
+            <w:r>
+              <w:rPr>
+                <w:sz w:val="18"/>
+              </w:rPr>
+              <w:t>Puertos temporales que usa el cliente para recibir respuestas.</w:t>
+            </w:r>
+          </w:p>
+        </w:tc>
+        <w:tc>
+          <w:tcPr>
+            <w:tcW w:type="dxa" w:w="3213"/>
+          </w:tcPr>
+          <w:p>
+            <w:r>
+              <w:rPr>
+                <w:sz w:val="18"/>
+              </w:rPr>
+              <w:t>Puertos de respuesta de una conexión a la base.</w:t>
+            </w:r>
+          </w:p>
+        </w:tc>
+      </w:tr>
+      <w:tr>
+        <w:tc>
+          <w:tcPr>
+            <w:tcW w:type="dxa" w:w="3213"/>
+          </w:tcPr>
+          <w:p>
+            <w:r>
+              <w:rPr>
+                <w:b/>
+                <w:sz w:val="18"/>
+              </w:rPr>
+              <w:t>Puertos 80, 443, 5432, 6379, 8080</w:t>
+            </w:r>
+          </w:p>
+        </w:tc>
+        <w:tc>
+          <w:tcPr>
+            <w:tcW w:type="dxa" w:w="3213"/>
+          </w:tcPr>
+          <w:p>
+            <w:r>
+              <w:rPr>
+                <w:sz w:val="18"/>
+              </w:rPr>
+              <w:t>HTTP, HTTPS, PostgreSQL, Redis y el puerto interno de la aplicación.</w:t>
+            </w:r>
+          </w:p>
+        </w:tc>
+        <w:tc>
+          <w:tcPr>
+            <w:tcW w:type="dxa" w:w="3213"/>
+          </w:tcPr>
+          <w:p>
+            <w:r>
+              <w:rPr>
+                <w:sz w:val="18"/>
+              </w:rPr>
+              <w:t>Nginx en 80, RDS en 5432, Redis en 6379, Kestrel en 8080.</w:t>
+            </w:r>
+          </w:p>
+        </w:tc>
+      </w:tr>
+      <w:tr>
+        <w:tc>
+          <w:tcPr>
+            <w:tcW w:type="dxa" w:w="3213"/>
+          </w:tcPr>
+          <w:p>
+            <w:r>
+              <w:rPr>
+                <w:b/>
+                <w:sz w:val="18"/>
+              </w:rPr>
+              <w:t>HTTP / HTTPS / TLS</w:t>
+            </w:r>
+          </w:p>
+        </w:tc>
+        <w:tc>
+          <w:tcPr>
+            <w:tcW w:type="dxa" w:w="3213"/>
+          </w:tcPr>
+          <w:p>
+            <w:r>
+              <w:rPr>
+                <w:sz w:val="18"/>
+              </w:rPr>
+              <w:t>Protocolo web / web cifrado con TLS (certificado).</w:t>
+            </w:r>
+          </w:p>
+        </w:tc>
+        <w:tc>
+          <w:tcPr>
+            <w:tcW w:type="dxa" w:w="3213"/>
+          </w:tcPr>
+          <w:p>
+            <w:r>
+              <w:rPr>
+                <w:sz w:val="18"/>
+              </w:rPr>
+              <w:t>La tienda se abre con https:// en CloudFront.</w:t>
+            </w:r>
+          </w:p>
+        </w:tc>
+      </w:tr>
+      <w:tr>
+        <w:tc>
+          <w:tcPr>
+            <w:tcW w:type="dxa" w:w="3213"/>
+          </w:tcPr>
+          <w:p>
+            <w:r>
+              <w:rPr>
+                <w:b/>
+                <w:sz w:val="18"/>
+              </w:rPr>
+              <w:t>DNS / CNAME</w:t>
+            </w:r>
+          </w:p>
+        </w:tc>
+        <w:tc>
+          <w:tcPr>
+            <w:tcW w:type="dxa" w:w="3213"/>
+          </w:tcPr>
+          <w:p>
+            <w:r>
+              <w:rPr>
+                <w:sz w:val="18"/>
+              </w:rPr>
+              <w:t>Sistema que traduce nombres a direcciones / registro que apunta un nombre a otro.</w:t>
+            </w:r>
+          </w:p>
+        </w:tc>
+        <w:tc>
+          <w:tcPr>
+            <w:tcW w:type="dxa" w:w="3213"/>
+          </w:tcPr>
+          <w:p>
+            <w:r>
+              <w:rPr>
+                <w:sz w:val="18"/>
+              </w:rPr>
+              <w:t>Registros de Route 53.</w:t>
+            </w:r>
+          </w:p>
+        </w:tc>
+      </w:tr>
+      <w:tr>
+        <w:tc>
+          <w:tcPr>
+            <w:tcW w:type="dxa" w:w="3213"/>
+          </w:tcPr>
+          <w:p>
+            <w:r>
+              <w:rPr>
+                <w:b/>
+                <w:sz w:val="18"/>
+              </w:rPr>
+              <w:t>Nginx / proxy inverso</w:t>
+            </w:r>
+          </w:p>
+        </w:tc>
+        <w:tc>
+          <w:tcPr>
+            <w:tcW w:type="dxa" w:w="3213"/>
+          </w:tcPr>
+          <w:p>
+            <w:r>
+              <w:rPr>
+                <w:sz w:val="18"/>
+              </w:rPr>
+              <w:t>Servidor que recibe las peticiones y las reenvía a la aplicación.</w:t>
+            </w:r>
+          </w:p>
+        </w:tc>
+        <w:tc>
+          <w:tcPr>
+            <w:tcW w:type="dxa" w:w="3213"/>
+          </w:tcPr>
+          <w:p>
+            <w:r>
+              <w:rPr>
+                <w:sz w:val="18"/>
+              </w:rPr>
+              <w:t>Nginx en el 80 reenvía a 127.0.0.1:8080.</w:t>
+            </w:r>
+          </w:p>
+        </w:tc>
+      </w:tr>
+      <w:tr>
+        <w:tc>
+          <w:tcPr>
+            <w:tcW w:type="dxa" w:w="3213"/>
+          </w:tcPr>
+          <w:p>
+            <w:r>
+              <w:rPr>
+                <w:b/>
+                <w:sz w:val="18"/>
+              </w:rPr>
+              <w:t>Kestrel / ASP.NET Core / .NET 8</w:t>
+            </w:r>
+          </w:p>
+        </w:tc>
+        <w:tc>
+          <w:tcPr>
+            <w:tcW w:type="dxa" w:w="3213"/>
+          </w:tcPr>
+          <w:p>
+            <w:r>
+              <w:rPr>
+                <w:sz w:val="18"/>
+              </w:rPr>
+              <w:t>Servidor web de .NET / framework web / plataforma de la aplicación.</w:t>
+            </w:r>
+          </w:p>
+        </w:tc>
+        <w:tc>
+          <w:tcPr>
+            <w:tcW w:type="dxa" w:w="3213"/>
+          </w:tcPr>
+          <w:p>
+            <w:r>
+              <w:rPr>
+                <w:sz w:val="18"/>
+              </w:rPr>
+              <w:t>La tienda URPOnline.</w:t>
+            </w:r>
+          </w:p>
+        </w:tc>
+      </w:tr>
+      <w:tr>
+        <w:tc>
+          <w:tcPr>
+            <w:tcW w:type="dxa" w:w="3213"/>
+          </w:tcPr>
+          <w:p>
+            <w:r>
+              <w:rPr>
+                <w:b/>
+                <w:sz w:val="18"/>
+              </w:rPr>
+              <w:t>127.0.0.1</w:t>
+            </w:r>
+          </w:p>
+        </w:tc>
+        <w:tc>
+          <w:tcPr>
+            <w:tcW w:type="dxa" w:w="3213"/>
+          </w:tcPr>
+          <w:p>
+            <w:r>
+              <w:rPr>
+                <w:sz w:val="18"/>
+              </w:rPr>
+              <w:t>Dirección de la propia máquina (solo accesible desde dentro).</w:t>
+            </w:r>
+          </w:p>
+        </w:tc>
+        <w:tc>
+          <w:tcPr>
+            <w:tcW w:type="dxa" w:w="3213"/>
+          </w:tcPr>
+          <w:p>
+            <w:r>
+              <w:rPr>
+                <w:sz w:val="18"/>
+              </w:rPr>
+              <w:t>Kestrel escucha en 127.0.0.1:8080.</w:t>
+            </w:r>
+          </w:p>
+        </w:tc>
+      </w:tr>
+      <w:tr>
+        <w:tc>
+          <w:tcPr>
+            <w:tcW w:type="dxa" w:w="3213"/>
+          </w:tcPr>
+          <w:p>
+            <w:r>
+              <w:rPr>
+                <w:b/>
+                <w:sz w:val="18"/>
+              </w:rPr>
+              <w:t>Health check / healthy / unhealthy</w:t>
+            </w:r>
+          </w:p>
+        </w:tc>
+        <w:tc>
+          <w:tcPr>
+            <w:tcW w:type="dxa" w:w="3213"/>
+          </w:tcPr>
+          <w:p>
+            <w:r>
+              <w:rPr>
+                <w:sz w:val="18"/>
+              </w:rPr>
+              <w:t>Prueba periódica de salud de una instancia / sana / no sana.</w:t>
+            </w:r>
+          </w:p>
+        </w:tc>
+        <w:tc>
+          <w:tcPr>
+            <w:tcW w:type="dxa" w:w="3213"/>
+          </w:tcPr>
+          <w:p>
+            <w:r>
+              <w:rPr>
+                <w:sz w:val="18"/>
+              </w:rPr>
+              <w:t>El Target Group revisa la ruta /health.</w:t>
+            </w:r>
+          </w:p>
+        </w:tc>
+      </w:tr>
+      <w:tr>
+        <w:tc>
+          <w:tcPr>
+            <w:tcW w:type="dxa" w:w="3213"/>
+          </w:tcPr>
+          <w:p>
+            <w:r>
+              <w:rPr>
+                <w:b/>
+                <w:sz w:val="18"/>
+              </w:rPr>
+              <w:t>502 Bad Gateway</w:t>
+            </w:r>
+          </w:p>
+        </w:tc>
+        <w:tc>
+          <w:tcPr>
+            <w:tcW w:type="dxa" w:w="3213"/>
+          </w:tcPr>
+          <w:p>
+            <w:r>
+              <w:rPr>
+                <w:sz w:val="18"/>
+              </w:rPr>
+              <w:t>Error HTTP: el proxy no pudo comunicarse con el servidor de atrás.</w:t>
+            </w:r>
+          </w:p>
+        </w:tc>
+        <w:tc>
+          <w:tcPr>
+            <w:tcW w:type="dxa" w:w="3213"/>
+          </w:tcPr>
+          <w:p>
+            <w:r>
+              <w:rPr>
+                <w:sz w:val="18"/>
+              </w:rPr>
+              <w:t>Error que devuelve Nginx.</w:t>
+            </w:r>
+          </w:p>
+        </w:tc>
+      </w:tr>
+      <w:tr>
+        <w:tc>
+          <w:tcPr>
+            <w:tcW w:type="dxa" w:w="3213"/>
+          </w:tcPr>
+          <w:p>
+            <w:r>
+              <w:rPr>
+                <w:b/>
+                <w:sz w:val="18"/>
+              </w:rPr>
+              <w:t>Sticky sessions</w:t>
+            </w:r>
+          </w:p>
+        </w:tc>
+        <w:tc>
+          <w:tcPr>
+            <w:tcW w:type="dxa" w:w="3213"/>
+          </w:tcPr>
+          <w:p>
+            <w:r>
+              <w:rPr>
+                <w:sz w:val="18"/>
+              </w:rPr>
+              <w:t>El balanceador envía a un cliente siempre a la misma instancia.</w:t>
+            </w:r>
+          </w:p>
+        </w:tc>
+        <w:tc>
+          <w:tcPr>
+            <w:tcW w:type="dxa" w:w="3213"/>
+          </w:tcPr>
+          <w:p>
+            <w:r>
+              <w:rPr>
+                <w:sz w:val="18"/>
+              </w:rPr>
+              <w:t>Opción del ALB.</w:t>
+            </w:r>
+          </w:p>
+        </w:tc>
+      </w:tr>
+      <w:tr>
+        <w:tc>
+          <w:tcPr>
+            <w:tcW w:type="dxa" w:w="3213"/>
+          </w:tcPr>
+          <w:p>
+            <w:r>
+              <w:rPr>
+                <w:b/>
+                <w:sz w:val="18"/>
+              </w:rPr>
+              <w:t>Sesión / cookie</w:t>
+            </w:r>
+          </w:p>
+        </w:tc>
+        <w:tc>
+          <w:tcPr>
+            <w:tcW w:type="dxa" w:w="3213"/>
+          </w:tcPr>
+          <w:p>
+            <w:r>
+              <w:rPr>
+                <w:sz w:val="18"/>
+              </w:rPr>
+              <w:t>Datos de la visita de un cliente / dato que el navegador guarda y envía al sitio.</w:t>
+            </w:r>
+          </w:p>
+        </w:tc>
+        <w:tc>
+          <w:tcPr>
+            <w:tcW w:type="dxa" w:w="3213"/>
+          </w:tcPr>
+          <w:p>
+            <w:r>
+              <w:rPr>
+                <w:sz w:val="18"/>
+              </w:rPr>
+              <w:t>La sesión guarda el carrito.</w:t>
+            </w:r>
+          </w:p>
+        </w:tc>
+      </w:tr>
+      <w:tr>
+        <w:tc>
+          <w:tcPr>
+            <w:tcW w:type="dxa" w:w="3213"/>
+          </w:tcPr>
+          <w:p>
+            <w:r>
+              <w:rPr>
+                <w:b/>
+                <w:sz w:val="18"/>
+              </w:rPr>
+              <w:t>Caché / TTL / Cache-Aside</w:t>
+            </w:r>
+          </w:p>
+        </w:tc>
+        <w:tc>
+          <w:tcPr>
+            <w:tcW w:type="dxa" w:w="3213"/>
+          </w:tcPr>
+          <w:p>
+            <w:r>
+              <w:rPr>
+                <w:sz w:val="18"/>
+              </w:rPr>
+              <w:t>Copia rápida de datos / tiempo de vida de una entrada / patrón de uso de la caché por la aplicación.</w:t>
+            </w:r>
+          </w:p>
+        </w:tc>
+        <w:tc>
+          <w:tcPr>
+            <w:tcW w:type="dxa" w:w="3213"/>
+          </w:tcPr>
+          <w:p>
+            <w:r>
+              <w:rPr>
+                <w:sz w:val="18"/>
+              </w:rPr>
+              <w:t>Precios guardados en Redis.</w:t>
+            </w:r>
+          </w:p>
+        </w:tc>
+      </w:tr>
+      <w:tr>
+        <w:tc>
+          <w:tcPr>
+            <w:tcW w:type="dxa" w:w="3213"/>
+          </w:tcPr>
+          <w:p>
+            <w:r>
+              <w:rPr>
+                <w:b/>
+                <w:sz w:val="18"/>
+              </w:rPr>
+              <w:t>Transacción / actualización atómica</w:t>
+            </w:r>
+          </w:p>
+        </w:tc>
+        <w:tc>
+          <w:tcPr>
+            <w:tcW w:type="dxa" w:w="3213"/>
+          </w:tcPr>
+          <w:p>
+            <w:r>
+              <w:rPr>
+                <w:sz w:val="18"/>
+              </w:rPr>
+              <w:t>Operación que se hace completa o no se hace / sin interferencia de otra a la vez.</w:t>
+            </w:r>
+          </w:p>
+        </w:tc>
+        <w:tc>
+          <w:tcPr>
+            <w:tcW w:type="dxa" w:w="3213"/>
+          </w:tcPr>
+          <w:p>
+            <w:r>
+              <w:rPr>
+                <w:sz w:val="18"/>
+              </w:rPr>
+              <w:t>Descontar el stock al confirmar un pedido.</w:t>
+            </w:r>
+          </w:p>
+        </w:tc>
+      </w:tr>
+      <w:tr>
+        <w:tc>
+          <w:tcPr>
+            <w:tcW w:type="dxa" w:w="3213"/>
+          </w:tcPr>
+          <w:p>
+            <w:r>
+              <w:rPr>
+                <w:b/>
+                <w:sz w:val="18"/>
+              </w:rPr>
+              <w:t>Idempotencia</w:t>
+            </w:r>
+          </w:p>
+        </w:tc>
+        <w:tc>
+          <w:tcPr>
+            <w:tcW w:type="dxa" w:w="3213"/>
+          </w:tcPr>
+          <w:p>
+            <w:r>
+              <w:rPr>
+                <w:sz w:val="18"/>
+              </w:rPr>
+              <w:t>Repetir una operación da el mismo resultado que hacerla una vez.</w:t>
+            </w:r>
+          </w:p>
+        </w:tc>
+        <w:tc>
+          <w:tcPr>
+            <w:tcW w:type="dxa" w:w="3213"/>
+          </w:tcPr>
+          <w:p>
+            <w:r>
+              <w:rPr>
+                <w:sz w:val="18"/>
+              </w:rPr>
+              <w:t>Un doble clic en «Confirmar pedido».</w:t>
+            </w:r>
+          </w:p>
+        </w:tc>
+      </w:tr>
+      <w:tr>
+        <w:tc>
+          <w:tcPr>
+            <w:tcW w:type="dxa" w:w="3213"/>
+          </w:tcPr>
+          <w:p>
+            <w:r>
+              <w:rPr>
+                <w:b/>
+                <w:sz w:val="18"/>
+              </w:rPr>
+              <w:t>Multi-AZ / failover</w:t>
+            </w:r>
+          </w:p>
+        </w:tc>
+        <w:tc>
+          <w:tcPr>
+            <w:tcW w:type="dxa" w:w="3213"/>
+          </w:tcPr>
+          <w:p>
+            <w:r>
+              <w:rPr>
+                <w:sz w:val="18"/>
+              </w:rPr>
+              <w:t>Copia en otra zona / cambio automático a la copia si falla la principal.</w:t>
+            </w:r>
+          </w:p>
+        </w:tc>
+        <w:tc>
+          <w:tcPr>
+            <w:tcW w:type="dxa" w:w="3213"/>
+          </w:tcPr>
+          <w:p>
+            <w:r>
+              <w:rPr>
+                <w:sz w:val="18"/>
+              </w:rPr>
+              <w:t>Opción de RDS.</w:t>
+            </w:r>
+          </w:p>
+        </w:tc>
+      </w:tr>
+      <w:tr>
+        <w:tc>
+          <w:tcPr>
+            <w:tcW w:type="dxa" w:w="3213"/>
+          </w:tcPr>
+          <w:p>
+            <w:r>
+              <w:rPr>
+                <w:b/>
+                <w:sz w:val="18"/>
+              </w:rPr>
+              <w:t>PITR (point-in-time recovery)</w:t>
+            </w:r>
+          </w:p>
+        </w:tc>
+        <w:tc>
+          <w:tcPr>
+            <w:tcW w:type="dxa" w:w="3213"/>
+          </w:tcPr>
+          <w:p>
+            <w:r>
+              <w:rPr>
+                <w:sz w:val="18"/>
+              </w:rPr>
+              <w:t>Restaurar la base a un momento exacto dentro del período de retención.</w:t>
+            </w:r>
+          </w:p>
+        </w:tc>
+        <w:tc>
+          <w:tcPr>
+            <w:tcW w:type="dxa" w:w="3213"/>
+          </w:tcPr>
+          <w:p>
+            <w:r>
+              <w:rPr>
+                <w:sz w:val="18"/>
+              </w:rPr>
+              <w:t>Recuperar la base a un minuto anterior.</w:t>
+            </w:r>
+          </w:p>
+        </w:tc>
+      </w:tr>
+      <w:tr>
+        <w:tc>
+          <w:tcPr>
+            <w:tcW w:type="dxa" w:w="3213"/>
+          </w:tcPr>
+          <w:p>
+            <w:r>
+              <w:rPr>
+                <w:b/>
+                <w:sz w:val="18"/>
+              </w:rPr>
+              <w:t>pgvector</w:t>
+            </w:r>
+          </w:p>
+        </w:tc>
+        <w:tc>
+          <w:tcPr>
+            <w:tcW w:type="dxa" w:w="3213"/>
+          </w:tcPr>
+          <w:p>
+            <w:r>
+              <w:rPr>
+                <w:sz w:val="18"/>
+              </w:rPr>
+              <w:t>Extensión de PostgreSQL para guardar vectores y buscar los más parecidos.</w:t>
+            </w:r>
+          </w:p>
+        </w:tc>
+        <w:tc>
+          <w:tcPr>
+            <w:tcW w:type="dxa" w:w="3213"/>
+          </w:tcPr>
+          <w:p>
+            <w:r>
+              <w:rPr>
+                <w:sz w:val="18"/>
+              </w:rPr>
+              <w:t>Búsqueda semántica del catálogo de URPOnline.</w:t>
+            </w:r>
+          </w:p>
+        </w:tc>
+      </w:tr>
+      <w:tr>
+        <w:tc>
+          <w:tcPr>
+            <w:tcW w:type="dxa" w:w="3213"/>
+          </w:tcPr>
+          <w:p>
+            <w:r>
+              <w:rPr>
+                <w:b/>
+                <w:sz w:val="18"/>
+              </w:rPr>
+              <w:t>Vector (embedding)</w:t>
+            </w:r>
+          </w:p>
+        </w:tc>
+        <w:tc>
+          <w:tcPr>
+            <w:tcW w:type="dxa" w:w="3213"/>
+          </w:tcPr>
+          <w:p>
+            <w:r>
+              <w:rPr>
+                <w:sz w:val="18"/>
+              </w:rPr>
+              <w:t>Lista de números que representa el significado de un texto.</w:t>
+            </w:r>
+          </w:p>
+        </w:tc>
+        <w:tc>
+          <w:tcPr>
+            <w:tcW w:type="dxa" w:w="3213"/>
+          </w:tcPr>
+          <w:p>
+            <w:r>
+              <w:rPr>
+                <w:sz w:val="18"/>
+              </w:rPr>
+              <w:t>Cada producto tiene un vector de 384 números.</w:t>
+            </w:r>
+          </w:p>
+        </w:tc>
+      </w:tr>
+      <w:tr>
+        <w:tc>
+          <w:tcPr>
+            <w:tcW w:type="dxa" w:w="3213"/>
+          </w:tcPr>
+          <w:p>
+            <w:r>
+              <w:rPr>
+                <w:b/>
+                <w:sz w:val="18"/>
+              </w:rPr>
+              <w:t>Búsqueda semántica</w:t>
+            </w:r>
+          </w:p>
+        </w:tc>
+        <w:tc>
+          <w:tcPr>
+            <w:tcW w:type="dxa" w:w="3213"/>
+          </w:tcPr>
+          <w:p>
+            <w:r>
+              <w:rPr>
+                <w:sz w:val="18"/>
+              </w:rPr>
+              <w:t>Buscar por significado y no por palabras exactas.</w:t>
+            </w:r>
+          </w:p>
+        </w:tc>
+        <w:tc>
+          <w:tcPr>
+            <w:tcW w:type="dxa" w:w="3213"/>
+          </w:tcPr>
+          <w:p>
+            <w:r>
+              <w:rPr>
+                <w:sz w:val="18"/>
+              </w:rPr>
+              <w:t>«Algo para escuchar música» encuentra los audífonos.</w:t>
+            </w:r>
+          </w:p>
+        </w:tc>
+      </w:tr>
+      <w:tr>
+        <w:tc>
+          <w:tcPr>
+            <w:tcW w:type="dxa" w:w="3213"/>
+          </w:tcPr>
+          <w:p>
+            <w:r>
+              <w:rPr>
+                <w:b/>
+                <w:sz w:val="18"/>
+              </w:rPr>
+              <w:t>HNSW</w:t>
+            </w:r>
+          </w:p>
+        </w:tc>
+        <w:tc>
+          <w:tcPr>
+            <w:tcW w:type="dxa" w:w="3213"/>
+          </w:tcPr>
+          <w:p>
+            <w:r>
+              <w:rPr>
+                <w:sz w:val="18"/>
+              </w:rPr>
+              <w:t>Tipo de índice de pgvector para encontrar vecinos cercanos.</w:t>
+            </w:r>
+          </w:p>
+        </w:tc>
+        <w:tc>
+          <w:tcPr>
+            <w:tcW w:type="dxa" w:w="3213"/>
+          </w:tcPr>
+          <w:p>
+            <w:r>
+              <w:rPr>
+                <w:sz w:val="18"/>
+              </w:rPr>
+              <w:t>Índice de la tabla de vectores de los productos.</w:t>
+            </w:r>
+          </w:p>
+        </w:tc>
+      </w:tr>
+      <w:tr>
+        <w:tc>
+          <w:tcPr>
+            <w:tcW w:type="dxa" w:w="3213"/>
+          </w:tcPr>
+          <w:p>
+            <w:r>
+              <w:rPr>
+                <w:b/>
+                <w:sz w:val="18"/>
+              </w:rPr>
+              <w:t>&lt;=&gt; (distancia coseno)</w:t>
+            </w:r>
+          </w:p>
+        </w:tc>
+        <w:tc>
+          <w:tcPr>
+            <w:tcW w:type="dxa" w:w="3213"/>
+          </w:tcPr>
+          <w:p>
+            <w:r>
+              <w:rPr>
+                <w:sz w:val="18"/>
+              </w:rPr>
+              <w:t>Operador de pgvector que mide qué tan distintos son dos vectores (similitud = 1 − distancia).</w:t>
+            </w:r>
+          </w:p>
+        </w:tc>
+        <w:tc>
+          <w:tcPr>
+            <w:tcW w:type="dxa" w:w="3213"/>
+          </w:tcPr>
+          <w:p>
+            <w:r>
+              <w:rPr>
+                <w:sz w:val="18"/>
+              </w:rPr>
+              <w:t>Ordenar los productos del más al menos parecido.</w:t>
+            </w:r>
+          </w:p>
+        </w:tc>
+      </w:tr>
+      <w:tr>
+        <w:tc>
+          <w:tcPr>
+            <w:tcW w:type="dxa" w:w="3213"/>
+          </w:tcPr>
+          <w:p>
+            <w:r>
+              <w:rPr>
+                <w:b/>
+                <w:sz w:val="18"/>
+              </w:rPr>
+              <w:t>Percentil P95 / P99</w:t>
+            </w:r>
+          </w:p>
+        </w:tc>
+        <w:tc>
+          <w:tcPr>
+            <w:tcW w:type="dxa" w:w="3213"/>
+          </w:tcPr>
+          <w:p>
+            <w:r>
+              <w:rPr>
+                <w:sz w:val="18"/>
+              </w:rPr>
+              <w:t>Valor bajo el cual queda el 95 % / 99 % de las mediciones.</w:t>
+            </w:r>
+          </w:p>
+        </w:tc>
+        <w:tc>
+          <w:tcPr>
+            <w:tcW w:type="dxa" w:w="3213"/>
+          </w:tcPr>
+          <w:p>
+            <w:r>
+              <w:rPr>
+                <w:sz w:val="18"/>
+              </w:rPr>
+              <w:t>Latencia del ALB en el dashboard.</w:t>
+            </w:r>
+          </w:p>
+        </w:tc>
+      </w:tr>
+      <w:tr>
+        <w:tc>
+          <w:tcPr>
+            <w:tcW w:type="dxa" w:w="3213"/>
+          </w:tcPr>
+          <w:p>
+            <w:r>
+              <w:rPr>
+                <w:b/>
+                <w:sz w:val="18"/>
+              </w:rPr>
+              <w:t>IaC (infraestructura como código)</w:t>
+            </w:r>
+          </w:p>
+        </w:tc>
+        <w:tc>
+          <w:tcPr>
+            <w:tcW w:type="dxa" w:w="3213"/>
+          </w:tcPr>
+          <w:p>
+            <w:r>
+              <w:rPr>
+                <w:sz w:val="18"/>
+              </w:rPr>
+              <w:t>Describir la infraestructura en archivos versionados.</w:t>
+            </w:r>
+          </w:p>
+        </w:tc>
+        <w:tc>
+          <w:tcPr>
+            <w:tcW w:type="dxa" w:w="3213"/>
+          </w:tcPr>
+          <w:p>
+            <w:r>
+              <w:rPr>
+                <w:sz w:val="18"/>
+              </w:rPr>
+              <w:t>La plantilla de CloudFormation.</w:t>
+            </w:r>
+          </w:p>
+        </w:tc>
+      </w:tr>
+      <w:tr>
+        <w:tc>
+          <w:tcPr>
+            <w:tcW w:type="dxa" w:w="3213"/>
+          </w:tcPr>
+          <w:p>
+            <w:r>
+              <w:rPr>
+                <w:b/>
+                <w:sz w:val="18"/>
+              </w:rPr>
+              <w:t>YAML</w:t>
+            </w:r>
+          </w:p>
+        </w:tc>
+        <w:tc>
+          <w:tcPr>
+            <w:tcW w:type="dxa" w:w="3213"/>
+          </w:tcPr>
+          <w:p>
+            <w:r>
+              <w:rPr>
+                <w:sz w:val="18"/>
+              </w:rPr>
+              <w:t>Formato de texto para describir configuraciones.</w:t>
+            </w:r>
+          </w:p>
+        </w:tc>
+        <w:tc>
+          <w:tcPr>
+            <w:tcW w:type="dxa" w:w="3213"/>
+          </w:tcPr>
+          <w:p>
+            <w:r>
+              <w:rPr>
+                <w:sz w:val="18"/>
+              </w:rPr>
+              <w:t>La plantilla de CloudFormation está en YAML.</w:t>
+            </w:r>
+          </w:p>
+        </w:tc>
+      </w:tr>
+      <w:tr>
+        <w:tc>
+          <w:tcPr>
+            <w:tcW w:type="dxa" w:w="3213"/>
+          </w:tcPr>
+          <w:p>
+            <w:r>
+              <w:rPr>
+                <w:b/>
+                <w:sz w:val="18"/>
+              </w:rPr>
+              <w:t>User Data / cloud-init</w:t>
+            </w:r>
+          </w:p>
+        </w:tc>
+        <w:tc>
+          <w:tcPr>
+            <w:tcW w:type="dxa" w:w="3213"/>
+          </w:tcPr>
+          <w:p>
+            <w:r>
+              <w:rPr>
+                <w:sz w:val="18"/>
+              </w:rPr>
+              <w:t>Script que corre al arrancar una EC2 / herramienta que lo ejecuta y deja su log.</w:t>
+            </w:r>
+          </w:p>
+        </w:tc>
+        <w:tc>
+          <w:tcPr>
+            <w:tcW w:type="dxa" w:w="3213"/>
+          </w:tcPr>
+          <w:p>
+            <w:r>
+              <w:rPr>
+                <w:sz w:val="18"/>
+              </w:rPr>
+              <w:t>/var/log/cloud-init-output.log.</w:t>
+            </w:r>
+          </w:p>
+        </w:tc>
+      </w:tr>
+      <w:tr>
+        <w:tc>
+          <w:tcPr>
+            <w:tcW w:type="dxa" w:w="3213"/>
+          </w:tcPr>
+          <w:p>
+            <w:r>
+              <w:rPr>
+                <w:b/>
+                <w:sz w:val="18"/>
+              </w:rPr>
+              <w:t>cfn-signal</w:t>
+            </w:r>
+          </w:p>
+        </w:tc>
+        <w:tc>
+          <w:tcPr>
+            <w:tcW w:type="dxa" w:w="3213"/>
+          </w:tcPr>
+          <w:p>
+            <w:r>
+              <w:rPr>
+                <w:sz w:val="18"/>
+              </w:rPr>
+              <w:t>Aviso de la EC2 a CloudFormation de que arrancó bien o mal.</w:t>
+            </w:r>
+          </w:p>
+        </w:tc>
+        <w:tc>
+          <w:tcPr>
+            <w:tcW w:type="dxa" w:w="3213"/>
+          </w:tcPr>
+          <w:p>
+            <w:r>
+              <w:rPr>
+                <w:sz w:val="18"/>
+              </w:rPr>
+              <w:t>Confirma que /health responde.</w:t>
+            </w:r>
+          </w:p>
+        </w:tc>
+      </w:tr>
+      <w:tr>
+        <w:tc>
+          <w:tcPr>
+            <w:tcW w:type="dxa" w:w="3213"/>
+          </w:tcPr>
+          <w:p>
+            <w:r>
+              <w:rPr>
+                <w:b/>
+                <w:sz w:val="18"/>
+              </w:rPr>
+              <w:t>Rolling update</w:t>
+            </w:r>
+          </w:p>
+        </w:tc>
+        <w:tc>
+          <w:tcPr>
+            <w:tcW w:type="dxa" w:w="3213"/>
+          </w:tcPr>
+          <w:p>
+            <w:r>
+              <w:rPr>
+                <w:sz w:val="18"/>
+              </w:rPr>
+              <w:t>Reemplazar las instancias de a poco, sin detener el servicio.</w:t>
+            </w:r>
+          </w:p>
+        </w:tc>
+        <w:tc>
+          <w:tcPr>
+            <w:tcW w:type="dxa" w:w="3213"/>
+          </w:tcPr>
+          <w:p>
+            <w:r>
+              <w:rPr>
+                <w:sz w:val="18"/>
+              </w:rPr>
+              <w:t>Publicar una versión nueva.</w:t>
+            </w:r>
+          </w:p>
+        </w:tc>
+      </w:tr>
+      <w:tr>
+        <w:tc>
+          <w:tcPr>
+            <w:tcW w:type="dxa" w:w="3213"/>
+          </w:tcPr>
+          <w:p>
+            <w:r>
+              <w:rPr>
+                <w:b/>
+                <w:sz w:val="18"/>
+              </w:rPr>
+              <w:t>ArtifactKey</w:t>
+            </w:r>
+          </w:p>
+        </w:tc>
+        <w:tc>
+          <w:tcPr>
+            <w:tcW w:type="dxa" w:w="3213"/>
+          </w:tcPr>
+          <w:p>
+            <w:r>
+              <w:rPr>
+                <w:sz w:val="18"/>
+              </w:rPr>
+              <w:t>Parámetro de la plantilla con la ubicación del ZIP de la versión en S3.</w:t>
+            </w:r>
+          </w:p>
+        </w:tc>
+        <w:tc>
+          <w:tcPr>
+            <w:tcW w:type="dxa" w:w="3213"/>
+          </w:tcPr>
+          <w:p>
+            <w:r>
+              <w:rPr>
+                <w:sz w:val="18"/>
+              </w:rPr>
+              <w:t>releases/urponline-v1.zip.</w:t>
+            </w:r>
+          </w:p>
+        </w:tc>
+      </w:tr>
+      <w:tr>
+        <w:tc>
+          <w:tcPr>
+            <w:tcW w:type="dxa" w:w="3213"/>
+          </w:tcPr>
+          <w:p>
+            <w:r>
+              <w:rPr>
+                <w:b/>
+                <w:sz w:val="18"/>
+              </w:rPr>
+              <w:t>IAM role / Access Key</w:t>
+            </w:r>
+          </w:p>
+        </w:tc>
+        <w:tc>
+          <w:tcPr>
+            <w:tcW w:type="dxa" w:w="3213"/>
+          </w:tcPr>
+          <w:p>
+            <w:r>
+              <w:rPr>
+                <w:sz w:val="18"/>
+              </w:rPr>
+              <w:t>Permisos temporales que asume un recurso / clave permanente de un usuario.</w:t>
+            </w:r>
+          </w:p>
+        </w:tc>
+        <w:tc>
+          <w:tcPr>
+            <w:tcW w:type="dxa" w:w="3213"/>
+          </w:tcPr>
+          <w:p>
+            <w:r>
+              <w:rPr>
+                <w:sz w:val="18"/>
+              </w:rPr>
+              <w:t>Las EC2 usan un rol, no Access Keys.</w:t>
+            </w:r>
+          </w:p>
+        </w:tc>
+      </w:tr>
+      <w:tr>
+        <w:tc>
+          <w:tcPr>
+            <w:tcW w:type="dxa" w:w="3213"/>
+          </w:tcPr>
+          <w:p>
+            <w:r>
+              <w:rPr>
+                <w:b/>
+                <w:sz w:val="18"/>
+              </w:rPr>
+              <w:t>OIDC (OpenID Connect)</w:t>
+            </w:r>
+          </w:p>
+        </w:tc>
+        <w:tc>
+          <w:tcPr>
+            <w:tcW w:type="dxa" w:w="3213"/>
+          </w:tcPr>
+          <w:p>
+            <w:r>
+              <w:rPr>
+                <w:sz w:val="18"/>
+              </w:rPr>
+              <w:t>Estándar para demostrar identidad sin compartir contraseñas.</w:t>
+            </w:r>
+          </w:p>
+        </w:tc>
+        <w:tc>
+          <w:tcPr>
+            <w:tcW w:type="dxa" w:w="3213"/>
+          </w:tcPr>
+          <w:p>
+            <w:r>
+              <w:rPr>
+                <w:sz w:val="18"/>
+              </w:rPr>
+              <w:t>GitHub Actions entra a AWS sin claves.</w:t>
+            </w:r>
+          </w:p>
+        </w:tc>
+      </w:tr>
+      <w:tr>
+        <w:tc>
+          <w:tcPr>
+            <w:tcW w:type="dxa" w:w="3213"/>
+          </w:tcPr>
+          <w:p>
+            <w:r>
+              <w:rPr>
+                <w:b/>
+                <w:sz w:val="18"/>
+              </w:rPr>
+              <w:t>GitHub Actions</w:t>
+            </w:r>
+          </w:p>
+        </w:tc>
+        <w:tc>
+          <w:tcPr>
+            <w:tcW w:type="dxa" w:w="3213"/>
+          </w:tcPr>
+          <w:p>
+            <w:r>
+              <w:rPr>
+                <w:sz w:val="18"/>
+              </w:rPr>
+              <w:t>Servicio de GitHub que ejecuta tareas automáticas (compilar, desplegar).</w:t>
+            </w:r>
+          </w:p>
+        </w:tc>
+        <w:tc>
+          <w:tcPr>
+            <w:tcW w:type="dxa" w:w="3213"/>
+          </w:tcPr>
+          <w:p>
+            <w:r>
+              <w:rPr>
+                <w:sz w:val="18"/>
+              </w:rPr>
+              <w:t>Despliega la tienda en AWS.</w:t>
+            </w:r>
+          </w:p>
+        </w:tc>
+      </w:tr>
+      <w:tr>
+        <w:tc>
+          <w:tcPr>
+            <w:tcW w:type="dxa" w:w="3213"/>
+          </w:tcPr>
+          <w:p>
+            <w:r>
+              <w:rPr>
+                <w:b/>
+                <w:sz w:val="18"/>
+              </w:rPr>
+              <w:t>Root (usuario raíz)</w:t>
+            </w:r>
+          </w:p>
+        </w:tc>
+        <w:tc>
+          <w:tcPr>
+            <w:tcW w:type="dxa" w:w="3213"/>
+          </w:tcPr>
+          <w:p>
+            <w:r>
+              <w:rPr>
+                <w:sz w:val="18"/>
+              </w:rPr>
+              <w:t>Usuario dueño de la cuenta de AWS, con todos los permisos.</w:t>
+            </w:r>
+          </w:p>
+        </w:tc>
+        <w:tc>
+          <w:tcPr>
+            <w:tcW w:type="dxa" w:w="3213"/>
+          </w:tcPr>
+          <w:p>
+            <w:r>
+              <w:rPr>
+                <w:sz w:val="18"/>
+              </w:rPr>
+              <w:t>Nunca se usan sus claves.</w:t>
+            </w:r>
+          </w:p>
+        </w:tc>
+      </w:tr>
+      <w:tr>
+        <w:tc>
+          <w:tcPr>
+            <w:tcW w:type="dxa" w:w="3213"/>
+          </w:tcPr>
+          <w:p>
+            <w:r>
+              <w:rPr>
+                <w:b/>
+                <w:sz w:val="18"/>
+              </w:rPr>
+              <w:t>dnf</w:t>
+            </w:r>
+          </w:p>
+        </w:tc>
+        <w:tc>
+          <w:tcPr>
+            <w:tcW w:type="dxa" w:w="3213"/>
+          </w:tcPr>
+          <w:p>
+            <w:r>
+              <w:rPr>
+                <w:sz w:val="18"/>
+              </w:rPr>
+              <w:t>Gestor de paquetes de Amazon Linux.</w:t>
+            </w:r>
+          </w:p>
+        </w:tc>
+        <w:tc>
+          <w:tcPr>
+            <w:tcW w:type="dxa" w:w="3213"/>
+          </w:tcPr>
+          <w:p>
+            <w:r>
+              <w:rPr>
+                <w:sz w:val="18"/>
+              </w:rPr>
+              <w:t>Instalar parches en las EC2.</w:t>
+            </w:r>
+          </w:p>
+        </w:tc>
+      </w:tr>
+      <w:tr>
+        <w:tc>
+          <w:tcPr>
+            <w:tcW w:type="dxa" w:w="3213"/>
+          </w:tcPr>
+          <w:p>
+            <w:r>
+              <w:rPr>
+                <w:b/>
+                <w:sz w:val="18"/>
+              </w:rPr>
+              <w:t>PutMetricData / namespace</w:t>
+            </w:r>
+          </w:p>
+        </w:tc>
+        <w:tc>
+          <w:tcPr>
+            <w:tcW w:type="dxa" w:w="3213"/>
+          </w:tcPr>
+          <w:p>
+            <w:r>
+              <w:rPr>
+                <w:sz w:val="18"/>
+              </w:rPr>
+              <w:t>Llamada del SDK para publicar una métrica / grupo de métricas.</w:t>
+            </w:r>
+          </w:p>
+        </w:tc>
+        <w:tc>
+          <w:tcPr>
+            <w:tcW w:type="dxa" w:w="3213"/>
+          </w:tcPr>
+          <w:p>
+            <w:r>
+              <w:rPr>
+                <w:sz w:val="18"/>
+              </w:rPr>
+              <w:t>Métricas de pedidos en el namespace URPOnline.</w:t>
+            </w:r>
+          </w:p>
+        </w:tc>
+      </w:tr>
+      <w:tr>
+        <w:tc>
+          <w:tcPr>
+            <w:tcW w:type="dxa" w:w="3213"/>
+          </w:tcPr>
+          <w:p>
+            <w:r>
+              <w:rPr>
+                <w:b/>
+                <w:sz w:val="18"/>
+              </w:rPr>
+              <w:t>PgBouncer</w:t>
+            </w:r>
+          </w:p>
+        </w:tc>
+        <w:tc>
+          <w:tcPr>
+            <w:tcW w:type="dxa" w:w="3213"/>
+          </w:tcPr>
+          <w:p>
+            <w:r>
+              <w:rPr>
+                <w:sz w:val="18"/>
+              </w:rPr>
+              <w:t>Administrador de conexiones (pool) entre la aplicación y PostgreSQL: muchas conexiones de la aplicación comparten pocas conexiones reales.</w:t>
+            </w:r>
+          </w:p>
+        </w:tc>
+        <w:tc>
+          <w:tcPr>
+            <w:tcW w:type="dxa" w:w="3213"/>
+          </w:tcPr>
+          <w:p>
+            <w:r>
+              <w:rPr>
+                <w:sz w:val="18"/>
+              </w:rPr>
+              <w:t>Evita que RDS rechace conexiones cuando Auto Scaling agrega EC2.</w:t>
+            </w:r>
+          </w:p>
+        </w:tc>
+      </w:tr>
+      <w:tr>
+        <w:tc>
+          <w:tcPr>
+            <w:tcW w:type="dxa" w:w="3213"/>
+          </w:tcPr>
+          <w:p>
+            <w:r>
+              <w:rPr>
+                <w:b/>
+                <w:sz w:val="18"/>
+              </w:rPr>
+              <w:t>Snapshot</w:t>
+            </w:r>
+          </w:p>
+        </w:tc>
+        <w:tc>
+          <w:tcPr>
+            <w:tcW w:type="dxa" w:w="3213"/>
+          </w:tcPr>
+          <w:p>
+            <w:r>
+              <w:rPr>
+                <w:sz w:val="18"/>
+              </w:rPr>
+              <w:t>Copia de un disco o de una base en un momento.</w:t>
+            </w:r>
+          </w:p>
+        </w:tc>
+        <w:tc>
+          <w:tcPr>
+            <w:tcW w:type="dxa" w:w="3213"/>
+          </w:tcPr>
+          <w:p>
+            <w:r>
+              <w:rPr>
+                <w:sz w:val="18"/>
+              </w:rPr>
+              <w:t>Snapshot final de RDS al borrar la pila.</w:t>
+            </w:r>
+          </w:p>
+        </w:tc>
+      </w:tr>
+    </w:tbl>
+    <w:p>
+      <w:pPr>
+        <w:pStyle w:val="Heading2"/>
+      </w:pPr>
+      <w:r>
+        <w:t>Otros términos que aparecen en los casos</w:t>
+      </w:r>
+    </w:p>
+    <w:tbl>
+      <w:tblPr>
+        <w:tblStyle w:val="LightGrid-Accent1"/>
+        <w:tblW w:type="auto" w:w="0"/>
+        <w:tblLook w:firstColumn="1" w:firstRow="1" w:lastColumn="0" w:lastRow="0" w:noHBand="0" w:noVBand="1" w:val="04A0"/>
+      </w:tblPr>
+      <w:tblGrid>
+        <w:gridCol w:w="3213"/>
+        <w:gridCol w:w="3213"/>
+        <w:gridCol w:w="3213"/>
+      </w:tblGrid>
+      <w:tr>
+        <w:tc>
+          <w:tcPr>
+            <w:tcW w:type="dxa" w:w="3213"/>
+          </w:tcPr>
+          <w:p>
+            <w:r>
+              <w:rPr>
+                <w:sz w:val="18"/>
+              </w:rPr>
+              <w:t>Término</w:t>
+            </w:r>
+          </w:p>
+        </w:tc>
+        <w:tc>
+          <w:tcPr>
+            <w:tcW w:type="dxa" w:w="3213"/>
+          </w:tcPr>
+          <w:p>
+            <w:r>
+              <w:rPr>
+                <w:sz w:val="18"/>
+              </w:rPr>
+              <w:t>Qué significa</w:t>
+            </w:r>
+          </w:p>
+        </w:tc>
+        <w:tc>
+          <w:tcPr>
+            <w:tcW w:type="dxa" w:w="3213"/>
+          </w:tcPr>
+          <w:p>
+            <w:r>
+              <w:rPr>
+                <w:sz w:val="18"/>
+              </w:rPr>
+              <w:t>Ejemplo en URPOnline</w:t>
+            </w:r>
+          </w:p>
+        </w:tc>
+      </w:tr>
+      <w:tr>
+        <w:tc>
+          <w:tcPr>
+            <w:tcW w:type="dxa" w:w="3213"/>
+          </w:tcPr>
+          <w:p>
+            <w:r>
+              <w:rPr>
+                <w:b/>
+                <w:sz w:val="18"/>
+              </w:rPr>
+              <w:t>Región / zona de disponibilidad</w:t>
+            </w:r>
+          </w:p>
+        </w:tc>
+        <w:tc>
+          <w:tcPr>
+            <w:tcW w:type="dxa" w:w="3213"/>
+          </w:tcPr>
+          <w:p>
+            <w:r>
+              <w:rPr>
+                <w:sz w:val="18"/>
+              </w:rPr>
+              <w:t>Región: zona geográfica de AWS con varios centros de datos; zona de disponibilidad (AZ): centro de datos independiente dentro de la región.</w:t>
+            </w:r>
+          </w:p>
+        </w:tc>
+        <w:tc>
+          <w:tcPr>
+            <w:tcW w:type="dxa" w:w="3213"/>
+          </w:tcPr>
+          <w:p>
+            <w:r>
+              <w:rPr>
+                <w:sz w:val="18"/>
+              </w:rPr>
+              <w:t>URPOnline corre en la región Ohio (us-east-2), con una EC2 en AZ-a y otra en AZ-b.</w:t>
+            </w:r>
+          </w:p>
+        </w:tc>
+      </w:tr>
+      <w:tr>
+        <w:tc>
+          <w:tcPr>
+            <w:tcW w:type="dxa" w:w="3213"/>
+          </w:tcPr>
+          <w:p>
+            <w:r>
+              <w:rPr>
+                <w:b/>
+                <w:sz w:val="18"/>
+              </w:rPr>
+              <w:t>Sistema operativo / parche</w:t>
+            </w:r>
+          </w:p>
+        </w:tc>
+        <w:tc>
+          <w:tcPr>
+            <w:tcW w:type="dxa" w:w="3213"/>
+          </w:tcPr>
+          <w:p>
+            <w:r>
+              <w:rPr>
+                <w:sz w:val="18"/>
+              </w:rPr>
+              <w:t>Software base de la EC2 (Amazon Linux) / actualización que corrige un error o una vulnerabilidad.</w:t>
+            </w:r>
+          </w:p>
+        </w:tc>
+        <w:tc>
+          <w:tcPr>
+            <w:tcW w:type="dxa" w:w="3213"/>
+          </w:tcPr>
+          <w:p>
+            <w:r>
+              <w:rPr>
+                <w:sz w:val="18"/>
+              </w:rPr>
+              <w:t>Instalar un parche crítico con dnf en las dos EC2.</w:t>
+            </w:r>
+          </w:p>
+        </w:tc>
+      </w:tr>
+      <w:tr>
+        <w:tc>
+          <w:tcPr>
+            <w:tcW w:type="dxa" w:w="3213"/>
+          </w:tcPr>
+          <w:p>
+            <w:r>
+              <w:rPr>
+                <w:b/>
+                <w:sz w:val="18"/>
+              </w:rPr>
+              <w:t>Escuchar en un puerto: 127.0.0.1 frente a 0.0.0.0</w:t>
+            </w:r>
+          </w:p>
+        </w:tc>
+        <w:tc>
+          <w:tcPr>
+            <w:tcW w:type="dxa" w:w="3213"/>
+          </w:tcPr>
+          <w:p>
+            <w:r>
+              <w:rPr>
+                <w:sz w:val="18"/>
+              </w:rPr>
+              <w:t>Un programa «escucha» en una dirección y un puerto. 127.0.0.1 solo acepta conexiones de la misma máquina; 0.0.0.0 acepta desde cualquier red.</w:t>
+            </w:r>
+          </w:p>
+        </w:tc>
+        <w:tc>
+          <w:tcPr>
+            <w:tcW w:type="dxa" w:w="3213"/>
+          </w:tcPr>
+          <w:p>
+            <w:r>
+              <w:rPr>
+                <w:sz w:val="18"/>
+              </w:rPr>
+              <w:t>Kestrel escucha en 127.0.0.1:8080 (solo Nginx le habla); escuchar en 0.0.0.0:8080 y quitar Nginx lo expondría.</w:t>
+            </w:r>
+          </w:p>
+        </w:tc>
+      </w:tr>
+      <w:tr>
+        <w:tc>
+          <w:tcPr>
+            <w:tcW w:type="dxa" w:w="3213"/>
+          </w:tcPr>
+          <w:p>
+            <w:r>
+              <w:rPr>
+                <w:b/>
+                <w:sz w:val="18"/>
+              </w:rPr>
+              <w:t>Firma del servidor</w:t>
+            </w:r>
+          </w:p>
+        </w:tc>
+        <w:tc>
+          <w:tcPr>
+            <w:tcW w:type="dxa" w:w="3213"/>
+          </w:tcPr>
+          <w:p>
+            <w:r>
+              <w:rPr>
+                <w:sz w:val="18"/>
+              </w:rPr>
+              <w:t>Nombre del programa que generó una respuesta HTTP (encabezado Server o pie de la página de error).</w:t>
+            </w:r>
+          </w:p>
+        </w:tc>
+        <w:tc>
+          <w:tcPr>
+            <w:tcW w:type="dxa" w:w="3213"/>
+          </w:tcPr>
+          <w:p>
+            <w:r>
+              <w:rPr>
+                <w:sz w:val="18"/>
+              </w:rPr>
+              <w:t>Un «502 Bad Gateway» con la firma de Nginx indica que Nginx responde pero Kestrel no.</w:t>
+            </w:r>
+          </w:p>
+        </w:tc>
+      </w:tr>
+      <w:tr>
+        <w:tc>
+          <w:tcPr>
+            <w:tcW w:type="dxa" w:w="3213"/>
+          </w:tcPr>
+          <w:p>
+            <w:r>
+              <w:rPr>
+                <w:b/>
+                <w:sz w:val="18"/>
+              </w:rPr>
+              <w:t>http:// y https://</w:t>
+            </w:r>
+          </w:p>
+        </w:tc>
+        <w:tc>
+          <w:tcPr>
+            <w:tcW w:type="dxa" w:w="3213"/>
+          </w:tcPr>
+          <w:p>
+            <w:r>
+              <w:rPr>
+                <w:sz w:val="18"/>
+              </w:rPr>
+              <w:t>Comienzo de una dirección web: http:// viaja sin cifrar; https:// viaja cifrado con TLS y el navegador lo muestra como seguro.</w:t>
+            </w:r>
+          </w:p>
+        </w:tc>
+        <w:tc>
+          <w:tcPr>
+            <w:tcW w:type="dxa" w:w="3213"/>
+          </w:tcPr>
+          <w:p>
+            <w:r>
+              <w:rPr>
+                <w:sz w:val="18"/>
+              </w:rPr>
+              <w:t>Solo por http:// el navegador marca la tienda como «No seguro».</w:t>
+            </w:r>
+          </w:p>
+        </w:tc>
+      </w:tr>
+      <w:tr>
+        <w:tc>
+          <w:tcPr>
+            <w:tcW w:type="dxa" w:w="3213"/>
+          </w:tcPr>
+          <w:p>
+            <w:r>
+              <w:rPr>
+                <w:b/>
+                <w:sz w:val="18"/>
+              </w:rPr>
+              <w:t>Bucket</w:t>
+            </w:r>
+          </w:p>
+        </w:tc>
+        <w:tc>
+          <w:tcPr>
+            <w:tcW w:type="dxa" w:w="3213"/>
+          </w:tcPr>
+          <w:p>
+            <w:r>
+              <w:rPr>
+                <w:sz w:val="18"/>
+              </w:rPr>
+              <w:t>Contenedor de archivos (objetos) en Amazon S3; se le aplican políticas y versionado.</w:t>
+            </w:r>
+          </w:p>
+        </w:tc>
+        <w:tc>
+          <w:tcPr>
+            <w:tcW w:type="dxa" w:w="3213"/>
+          </w:tcPr>
+          <w:p>
+            <w:r>
+              <w:rPr>
+                <w:sz w:val="18"/>
+              </w:rPr>
+              <w:t>El bucket de artefactos guarda releases/urponline-v1.zip.</w:t>
+            </w:r>
+          </w:p>
+        </w:tc>
+      </w:tr>
+      <w:tr>
+        <w:tc>
+          <w:tcPr>
+            <w:tcW w:type="dxa" w:w="3213"/>
+          </w:tcPr>
+          <w:p>
+            <w:r>
+              <w:rPr>
+                <w:b/>
+                <w:sz w:val="18"/>
+              </w:rPr>
+              <w:t>ZIP de la versión (artefacto)</w:t>
+            </w:r>
+          </w:p>
+        </w:tc>
+        <w:tc>
+          <w:tcPr>
+            <w:tcW w:type="dxa" w:w="3213"/>
+          </w:tcPr>
+          <w:p>
+            <w:r>
+              <w:rPr>
+                <w:sz w:val="18"/>
+              </w:rPr>
+              <w:t>Archivo comprimido con la aplicación compilada; su ubicación en S3 se pasa a la plantilla.</w:t>
+            </w:r>
+          </w:p>
+        </w:tc>
+        <w:tc>
+          <w:tcPr>
+            <w:tcW w:type="dxa" w:w="3213"/>
+          </w:tcPr>
+          <w:p>
+            <w:r>
+              <w:rPr>
+                <w:sz w:val="18"/>
+              </w:rPr>
+              <w:t>ArtifactKey = releases/urponline-v1.zip.</w:t>
+            </w:r>
+          </w:p>
+        </w:tc>
+      </w:tr>
+      <w:tr>
+        <w:tc>
+          <w:tcPr>
+            <w:tcW w:type="dxa" w:w="3213"/>
+          </w:tcPr>
+          <w:p>
+            <w:r>
+              <w:rPr>
+                <w:b/>
+                <w:sz w:val="18"/>
+              </w:rPr>
+              <w:t>Rama main / push</w:t>
+            </w:r>
+          </w:p>
+        </w:tc>
+        <w:tc>
+          <w:tcPr>
+            <w:tcW w:type="dxa" w:w="3213"/>
+          </w:tcPr>
+          <w:p>
+            <w:r>
+              <w:rPr>
+                <w:sz w:val="18"/>
+              </w:rPr>
+              <w:t>Rama principal del repositorio en GitHub / enviar los commits locales al repositorio remoto.</w:t>
+            </w:r>
+          </w:p>
+        </w:tc>
+        <w:tc>
+          <w:tcPr>
+            <w:tcW w:type="dxa" w:w="3213"/>
+          </w:tcPr>
+          <w:p>
+            <w:r>
+              <w:rPr>
+                <w:sz w:val="18"/>
+              </w:rPr>
+              <w:t>Un push a main dispara el despliegue en GitHub Actions.</w:t>
+            </w:r>
+          </w:p>
+        </w:tc>
+      </w:tr>
+      <w:tr>
+        <w:tc>
+          <w:tcPr>
+            <w:tcW w:type="dxa" w:w="3213"/>
+          </w:tcPr>
+          <w:p>
+            <w:r>
+              <w:rPr>
+                <w:b/>
+                <w:sz w:val="18"/>
+              </w:rPr>
+              <w:t>Política (de seguridad / de IAM)</w:t>
+            </w:r>
+          </w:p>
+        </w:tc>
+        <w:tc>
+          <w:tcPr>
+            <w:tcW w:type="dxa" w:w="3213"/>
+          </w:tcPr>
+          <w:p>
+            <w:r>
+              <w:rPr>
+                <w:sz w:val="18"/>
+              </w:rPr>
+              <w:t>Regla que dice qué está permitido: como norma de la empresa, o como documento de IAM que da permisos.</w:t>
+            </w:r>
+          </w:p>
+        </w:tc>
+        <w:tc>
+          <w:tcPr>
+            <w:tcW w:type="dxa" w:w="3213"/>
+          </w:tcPr>
+          <w:p>
+            <w:r>
+              <w:rPr>
+                <w:sz w:val="18"/>
+              </w:rPr>
+              <w:t>La política de seguridad prohíbe abrir puertos de entrada desde Internet.</w:t>
+            </w:r>
+          </w:p>
+        </w:tc>
+      </w:tr>
+      <w:tr>
+        <w:tc>
+          <w:tcPr>
+            <w:tcW w:type="dxa" w:w="3213"/>
+          </w:tcPr>
+          <w:p>
+            <w:r>
+              <w:rPr>
+                <w:b/>
+                <w:sz w:val="18"/>
+              </w:rPr>
+              <w:t>Evento (de CloudFormation)</w:t>
+            </w:r>
+          </w:p>
+        </w:tc>
+        <w:tc>
+          <w:tcPr>
+            <w:tcW w:type="dxa" w:w="3213"/>
+          </w:tcPr>
+          <w:p>
+            <w:r>
+              <w:rPr>
+                <w:sz w:val="18"/>
+              </w:rPr>
+              <w:t>Registro de cada paso de una pila (creación, actualización, error, reversión) visible en la consola.</w:t>
+            </w:r>
+          </w:p>
+        </w:tc>
+        <w:tc>
+          <w:tcPr>
+            <w:tcW w:type="dxa" w:w="3213"/>
+          </w:tcPr>
+          <w:p>
+            <w:r>
+              <w:rPr>
+                <w:sz w:val="18"/>
+              </w:rPr>
+              <w:t>El evento de reversión de la actualización del sábado.</w:t>
+            </w:r>
+          </w:p>
+        </w:tc>
+      </w:tr>
+      <w:tr>
+        <w:tc>
+          <w:tcPr>
+            <w:tcW w:type="dxa" w:w="3213"/>
+          </w:tcPr>
+          <w:p>
+            <w:r>
+              <w:rPr>
+                <w:b/>
+                <w:sz w:val="18"/>
+              </w:rPr>
+              <w:t>Denegación de servicio (DoS / DDoS)</w:t>
+            </w:r>
+          </w:p>
+        </w:tc>
+        <w:tc>
+          <w:tcPr>
+            <w:tcW w:type="dxa" w:w="3213"/>
+          </w:tcPr>
+          <w:p>
+            <w:r>
+              <w:rPr>
+                <w:sz w:val="18"/>
+              </w:rPr>
+              <w:t>Ataque que satura un servicio con peticiones para que deje de atender a los usuarios reales.</w:t>
+            </w:r>
+          </w:p>
+        </w:tc>
+        <w:tc>
+          <w:tcPr>
+            <w:tcW w:type="dxa" w:w="3213"/>
+          </w:tcPr>
+          <w:p>
+            <w:r>
+              <w:rPr>
+                <w:sz w:val="18"/>
+              </w:rPr>
+              <w:t>AWS Shield protege la tienda contra estos ataques.</w:t>
+            </w:r>
+          </w:p>
+        </w:tc>
+      </w:tr>
+      <w:tr>
+        <w:tc>
+          <w:tcPr>
+            <w:tcW w:type="dxa" w:w="3213"/>
+          </w:tcPr>
+          <w:p>
+            <w:r>
+              <w:rPr>
+                <w:b/>
+                <w:sz w:val="18"/>
+              </w:rPr>
+              <w:t>Embedding</w:t>
+            </w:r>
+          </w:p>
+        </w:tc>
+        <w:tc>
+          <w:tcPr>
+            <w:tcW w:type="dxa" w:w="3213"/>
+          </w:tcPr>
+          <w:p>
+            <w:r>
+              <w:rPr>
+                <w:sz w:val="18"/>
+              </w:rPr>
+              <w:t>Vector de números que resume el significado de un texto; textos parecidos tienen vectores cercanos.</w:t>
+            </w:r>
+          </w:p>
+        </w:tc>
+        <w:tc>
+          <w:tcPr>
+            <w:tcW w:type="dxa" w:w="3213"/>
+          </w:tcPr>
+          <w:p>
+            <w:r>
+              <w:rPr>
+                <w:sz w:val="18"/>
+              </w:rPr>
+              <w:t>Cada producto tiene un embedding de 384 números en ProductEmbeddings.</w:t>
+            </w:r>
+          </w:p>
+        </w:tc>
+      </w:tr>
+      <w:tr>
+        <w:tc>
+          <w:tcPr>
+            <w:tcW w:type="dxa" w:w="3213"/>
+          </w:tcPr>
+          <w:p>
+            <w:r>
+              <w:rPr>
+                <w:b/>
+                <w:sz w:val="18"/>
+              </w:rPr>
+              <w:t>Modelo de embeddings (paraphrase-multilingual-MiniLM-L12-v2)</w:t>
+            </w:r>
+          </w:p>
+        </w:tc>
+        <w:tc>
+          <w:tcPr>
+            <w:tcW w:type="dxa" w:w="3213"/>
+          </w:tcPr>
+          <w:p>
+            <w:r>
+              <w:rPr>
+                <w:sz w:val="18"/>
+              </w:rPr>
+              <w:t>Modelo de lenguaje pequeño (MiniLM, 12 capas) que convierte un texto, en más de 50 idiomas, en un vector de 384 números (embedding).</w:t>
+            </w:r>
+          </w:p>
+        </w:tc>
+        <w:tc>
+          <w:tcPr>
+            <w:tcW w:type="dxa" w:w="3213"/>
+          </w:tcPr>
+          <w:p>
+            <w:r>
+              <w:rPr>
+                <w:sz w:val="18"/>
+              </w:rPr>
+              <w:t>Corre dentro de cada EC2 con ONNX Runtime, sin API externa: tokeniza, promedia los vectores de los tokens y normaliza.</w:t>
+            </w:r>
+          </w:p>
+        </w:tc>
+      </w:tr>
+      <w:tr>
+        <w:tc>
+          <w:tcPr>
+            <w:tcW w:type="dxa" w:w="3213"/>
+          </w:tcPr>
+          <w:p>
+            <w:r>
+              <w:rPr>
+                <w:b/>
+                <w:sz w:val="18"/>
+              </w:rPr>
+              <w:t>Similitud coseno</w:t>
+            </w:r>
+          </w:p>
+        </w:tc>
+        <w:tc>
+          <w:tcPr>
+            <w:tcW w:type="dxa" w:w="3213"/>
+          </w:tcPr>
+          <w:p>
+            <w:r>
+              <w:rPr>
+                <w:sz w:val="18"/>
+              </w:rPr>
+              <w:t>1 − distancia coseno: cuanto más cerca de 1, más parecidos son dos vectores.</w:t>
+            </w:r>
+          </w:p>
+        </w:tc>
+        <w:tc>
+          <w:tcPr>
+            <w:tcW w:type="dxa" w:w="3213"/>
+          </w:tcPr>
+          <w:p>
+            <w:r>
+              <w:rPr>
+                <w:sz w:val="18"/>
+              </w:rPr>
+              <w:t>La tienda solo sugiere productos con similitud mayor o igual a un mínimo.</w:t>
+            </w:r>
+          </w:p>
+        </w:tc>
+      </w:tr>
+      <w:tr>
+        <w:tc>
+          <w:tcPr>
+            <w:tcW w:type="dxa" w:w="3213"/>
+          </w:tcPr>
+          <w:p>
+            <w:r>
+              <w:rPr>
+                <w:b/>
+                <w:sz w:val="18"/>
+              </w:rPr>
+              <w:t>Saturación de conexiones / pool de conexiones</w:t>
+            </w:r>
+          </w:p>
+        </w:tc>
+        <w:tc>
+          <w:tcPr>
+            <w:tcW w:type="dxa" w:w="3213"/>
+          </w:tcPr>
+          <w:p>
+            <w:r>
+              <w:rPr>
+                <w:sz w:val="18"/>
+              </w:rPr>
+              <w:t>PostgreSQL admite un máximo de conexiones; si cada EC2 abre las suyas y Auto Scaling agrega instancias, se supera y rechaza nuevas. Un pool reúne muchas conexiones de la aplicación en pocas conexiones reales que se reutilizan.</w:t>
+            </w:r>
+          </w:p>
+        </w:tc>
+        <w:tc>
+          <w:tcPr>
+            <w:tcW w:type="dxa" w:w="3213"/>
+          </w:tcPr>
+          <w:p>
+            <w:r>
+              <w:rPr>
+                <w:sz w:val="18"/>
+              </w:rPr>
+              <w:t>PgBouncer (puerto 6432) entre las EC2 y RDS (puerto 5432).</w:t>
+            </w:r>
+          </w:p>
+        </w:tc>
+      </w:tr>
+      <w:tr>
+        <w:tc>
+          <w:tcPr>
+            <w:tcW w:type="dxa" w:w="3213"/>
+          </w:tcPr>
+          <w:p>
+            <w:r>
+              <w:rPr>
+                <w:b/>
+                <w:sz w:val="18"/>
+              </w:rPr>
+              <w:t>CloudWatch Metrics</w:t>
+            </w:r>
+          </w:p>
+        </w:tc>
+        <w:tc>
+          <w:tcPr>
+            <w:tcW w:type="dxa" w:w="3213"/>
+          </w:tcPr>
+          <w:p>
+            <w:r>
+              <w:rPr>
+                <w:sz w:val="18"/>
+              </w:rPr>
+              <w:t>Parte de CloudWatch que guarda métricas numéricas (CPU, solicitudes, pedidos); no registra quién hizo un cambio.</w:t>
+            </w:r>
+          </w:p>
+        </w:tc>
+        <w:tc>
+          <w:tcPr>
+            <w:tcW w:type="dxa" w:w="3213"/>
+          </w:tcPr>
+          <w:p>
+            <w:r>
+              <w:rPr>
+                <w:sz w:val="18"/>
+              </w:rPr>
+              <w:t>Quién cambió un Security Group se ve en CloudTrail, no en Metrics.</w:t>
+            </w:r>
+          </w:p>
+        </w:tc>
+      </w:tr>
+      <w:tr>
+        <w:tc>
+          <w:tcPr>
+            <w:tcW w:type="dxa" w:w="3213"/>
+          </w:tcPr>
+          <w:p>
+            <w:r>
+              <w:rPr>
+                <w:b/>
+                <w:sz w:val="18"/>
+              </w:rPr>
+              <w:t>Base de datos relacional</w:t>
+            </w:r>
+          </w:p>
+        </w:tc>
+        <w:tc>
+          <w:tcPr>
+            <w:tcW w:type="dxa" w:w="3213"/>
+          </w:tcPr>
+          <w:p>
+            <w:r>
+              <w:rPr>
+                <w:sz w:val="18"/>
+              </w:rPr>
+              <w:t>Guarda datos en tablas relacionadas y garantiza transacciones.</w:t>
+            </w:r>
+          </w:p>
+        </w:tc>
+        <w:tc>
+          <w:tcPr>
+            <w:tcW w:type="dxa" w:w="3213"/>
+          </w:tcPr>
+          <w:p>
+            <w:r>
+              <w:rPr>
+                <w:sz w:val="18"/>
+              </w:rPr>
+              <w:t>PostgreSQL en RDS guarda pedidos, stock y pagos.</w:t>
             </w:r>
           </w:p>
         </w:tc>
